--- a/AI_Usage_Log_Sprint1.docx
+++ b/AI_Usage_Log_Sprint1.docx
@@ -1,1213 +1,1348 @@
 
 <file path=word/document.xml><?xml version="1.0" encoding="utf-8"?>
-<w:document xmlns:wpc="http://schemas.microsoft.com/office/word/2010/wordprocessingCanvas" xmlns:cx="http://schemas.microsoft.com/office/drawing/2014/chartex" xmlns:cx1="http://schemas.microsoft.com/office/drawing/2015/9/8/chartex" xmlns:mc="http://schemas.openxmlformats.org/markup-compatibility/2006" xmlns:o="urn:schemas-microsoft-com:office:office" xmlns:r="http://schemas.openxmlformats.org/officeDocument/2006/relationships" xmlns:m="http://schemas.openxmlformats.org/officeDocument/2006/math" xmlns:v="urn:schemas-microsoft-com:vml" xmlns:wp14="http://schemas.microsoft.com/office/word/2010/wordprocessingDrawing" xmlns:wp="http://schemas.openxmlformats.org/drawingml/2006/wordprocessingDrawing" xmlns:w10="urn:schemas-microsoft-com:office:word" xmlns:w="http://schemas.openxmlformats.org/wordprocessingml/2006/main" xmlns:w14="http://schemas.microsoft.com/office/word/2010/wordml" xmlns:w15="http://schemas.microsoft.com/office/word/2012/wordml" xmlns:w16se="http://schemas.microsoft.com/office/word/2015/wordml/symex" xmlns:wpg="http://schemas.microsoft.com/office/word/2010/wordprocessingGroup" xmlns:wpi="http://schemas.microsoft.com/office/word/2010/wordprocessingInk" xmlns:wne="http://schemas.microsoft.com/office/word/2006/wordml" xmlns:wps="http://schemas.microsoft.com/office/word/2010/wordprocessingShape" mc:Ignorable="w14 w15 w16se wp14">
-  <w:body>
-    <w:p>
-      <w:pPr>
-        <w:jc w:val="center"/>
-        <w:rPr>
-          <w:sz w:val="28"/>
-        </w:rPr>
-      </w:pPr>
-      <w:r>
-        <w:rPr>
-          <w:rFonts w:ascii="Calibri" w:hAnsi="Calibri"/>
-          <w:b/>
-        </w:rPr>
-        <w:t>AI Usage Log</w:t>
-      </w:r>
-    </w:p>
-    <w:p>
-      <w:pPr>
-        <w:jc w:val="center"/>
-        <w:rPr>
-          <w:sz w:val="28"/>
-        </w:rPr>
-      </w:pPr>
-      <w:r>
-        <w:rPr>
-          <w:rFonts w:ascii="Calibri" w:hAnsi="Calibri"/>
-          <w:i/>
-        </w:rPr>
-        <w:t xml:space="preserve"> Sprint 1</w:t>
-      </w:r>
-    </w:p>
-    <w:tbl>
-      <w:tblPr>
-        <w:tblStyle w:val="TableGrid"/>
-        <w:tblW w:w="0" w:type="auto"/>
-        <w:jc w:val="center"/>
-        <w:tblLook w:val="04A0" w:firstRow="1" w:lastRow="0" w:firstColumn="1" w:lastColumn="0" w:noHBand="0" w:noVBand="1"/>
-      </w:tblPr>
-      <w:tblGrid>
-        <w:gridCol w:w="2436"/>
-        <w:gridCol w:w="1433"/>
-        <w:gridCol w:w="1149"/>
-        <w:gridCol w:w="5422"/>
-      </w:tblGrid>
-      <w:tr>
-        <w:trPr>
-          <w:jc w:val="center"/>
-        </w:trPr>
-        <w:tc>
-          <w:tcPr>
-            <w:tcW w:w="2436" w:type="dxa"/>
-            <w:vAlign w:val="center"/>
-          </w:tcPr>
-          <w:p>
-            <w:pPr>
-              <w:rPr>
-                <w:sz w:val="28"/>
-              </w:rPr>
-            </w:pPr>
-            <w:r>
-              <w:rPr>
-                <w:rFonts w:ascii="Calibri" w:hAnsi="Calibri"/>
-                <w:b/>
-                <w:sz w:val="20"/>
-              </w:rPr>
-              <w:t>Task</w:t>
-            </w:r>
-          </w:p>
-        </w:tc>
-        <w:tc>
-          <w:tcPr>
-            <w:tcW w:w="1433" w:type="dxa"/>
-            <w:vAlign w:val="center"/>
-          </w:tcPr>
-          <w:p>
-            <w:pPr>
-              <w:rPr>
-                <w:sz w:val="28"/>
-              </w:rPr>
-            </w:pPr>
-            <w:r>
-              <w:rPr>
-                <w:rFonts w:ascii="Calibri" w:hAnsi="Calibri"/>
-                <w:b/>
-                <w:sz w:val="20"/>
-              </w:rPr>
-              <w:t>Tool</w:t>
-            </w:r>
-          </w:p>
-        </w:tc>
-        <w:tc>
-          <w:tcPr>
-            <w:tcW w:w="1149" w:type="dxa"/>
-            <w:vAlign w:val="center"/>
-          </w:tcPr>
-          <w:p>
-            <w:pPr>
-              <w:rPr>
-                <w:sz w:val="28"/>
-              </w:rPr>
-            </w:pPr>
-            <w:r>
-              <w:rPr>
-                <w:rFonts w:ascii="Calibri" w:hAnsi="Calibri"/>
-                <w:b/>
-                <w:sz w:val="20"/>
-              </w:rPr>
-              <w:t>Helped?</w:t>
-            </w:r>
-          </w:p>
-        </w:tc>
-        <w:tc>
-          <w:tcPr>
-            <w:tcW w:w="5422" w:type="dxa"/>
-            <w:vAlign w:val="center"/>
-          </w:tcPr>
-          <w:p>
-            <w:pPr>
-              <w:rPr>
-                <w:sz w:val="28"/>
-              </w:rPr>
-            </w:pPr>
-            <w:r>
-              <w:rPr>
-                <w:rFonts w:ascii="Calibri" w:hAnsi="Calibri"/>
-                <w:b/>
-                <w:sz w:val="20"/>
-              </w:rPr>
-              <w:t>What I had to fix / verify</w:t>
-            </w:r>
-          </w:p>
-        </w:tc>
-      </w:tr>
-      <w:tr>
-        <w:trPr>
-          <w:jc w:val="center"/>
-        </w:trPr>
-        <w:tc>
-          <w:tcPr>
-            <w:tcW w:w="2436" w:type="dxa"/>
-          </w:tcPr>
-          <w:p>
-            <w:pPr>
-              <w:rPr>
-                <w:sz w:val="28"/>
-              </w:rPr>
-            </w:pPr>
-            <w:r>
-              <w:rPr>
-                <w:rFonts w:ascii="Calibri" w:hAnsi="Calibri"/>
-                <w:sz w:val="20"/>
-              </w:rPr>
-              <w:t>Analyze the project structure and plan the Recipe CRUD implementation</w:t>
-            </w:r>
-          </w:p>
-        </w:tc>
-        <w:tc>
-          <w:tcPr>
-            <w:tcW w:w="1433" w:type="dxa"/>
-          </w:tcPr>
-          <w:p>
-            <w:pPr>
-              <w:rPr>
-                <w:sz w:val="28"/>
-              </w:rPr>
-            </w:pPr>
-            <w:r>
-              <w:rPr>
-                <w:rFonts w:ascii="Calibri" w:hAnsi="Calibri"/>
-                <w:sz w:val="20"/>
-              </w:rPr>
-              <w:t>ChatGPT</w:t>
-            </w:r>
-          </w:p>
-        </w:tc>
-        <w:tc>
-          <w:tcPr>
-            <w:tcW w:w="1149" w:type="dxa"/>
-          </w:tcPr>
-          <w:p>
-            <w:pPr>
-              <w:rPr>
-                <w:sz w:val="28"/>
-              </w:rPr>
-            </w:pPr>
-            <w:r>
-              <w:rPr>
-                <w:rFonts w:ascii="Calibri" w:hAnsi="Calibri"/>
-                <w:sz w:val="20"/>
-              </w:rPr>
-              <w:t>Yes</w:t>
-            </w:r>
-          </w:p>
-        </w:tc>
-        <w:tc>
-          <w:tcPr>
-            <w:tcW w:w="5422" w:type="dxa"/>
-          </w:tcPr>
-          <w:p>
-            <w:pPr>
-              <w:rPr>
-                <w:sz w:val="28"/>
-              </w:rPr>
-            </w:pPr>
-            <w:r>
-              <w:rPr>
-                <w:rFonts w:ascii="Calibri" w:hAnsi="Calibri"/>
-                <w:sz w:val="20"/>
-              </w:rPr>
-              <w:t>Reviewed the suggested approach against the existing repository and Sprint 1 requirements before implementation.</w:t>
-            </w:r>
-          </w:p>
-        </w:tc>
-      </w:tr>
-      <w:tr>
-        <w:trPr>
-          <w:jc w:val="center"/>
-        </w:trPr>
-        <w:tc>
-          <w:tcPr>
-            <w:tcW w:w="2436" w:type="dxa"/>
-          </w:tcPr>
-          <w:p>
-            <w:pPr>
-              <w:rPr>
-                <w:sz w:val="28"/>
-              </w:rPr>
-            </w:pPr>
-            <w:r>
-              <w:rPr>
-                <w:rFonts w:ascii="Calibri" w:hAnsi="Calibri"/>
-                <w:sz w:val="20"/>
-              </w:rPr>
-              <w:t>Implement Recipe CRUD functionality and ingredient management</w:t>
-            </w:r>
-          </w:p>
-        </w:tc>
-        <w:tc>
-          <w:tcPr>
-            <w:tcW w:w="1433" w:type="dxa"/>
-          </w:tcPr>
-          <w:p>
-            <w:pPr>
-              <w:rPr>
-                <w:sz w:val="28"/>
-              </w:rPr>
-            </w:pPr>
-            <w:r>
-              <w:rPr>
-                <w:rFonts w:ascii="Calibri" w:hAnsi="Calibri"/>
-                <w:sz w:val="20"/>
-              </w:rPr>
-              <w:t>Codex</w:t>
-            </w:r>
-          </w:p>
-        </w:tc>
-        <w:tc>
-          <w:tcPr>
-            <w:tcW w:w="1149" w:type="dxa"/>
-          </w:tcPr>
-          <w:p>
-            <w:pPr>
-              <w:rPr>
-                <w:sz w:val="28"/>
-              </w:rPr>
-            </w:pPr>
-            <w:r>
-              <w:rPr>
-                <w:rFonts w:ascii="Calibri" w:hAnsi="Calibri"/>
-                <w:sz w:val="20"/>
-              </w:rPr>
-              <w:t>Yes</w:t>
-            </w:r>
-          </w:p>
-        </w:tc>
-        <w:tc>
-          <w:tcPr>
-            <w:tcW w:w="5422" w:type="dxa"/>
-          </w:tcPr>
-          <w:p>
-            <w:pPr>
-              <w:rPr>
-                <w:sz w:val="28"/>
-              </w:rPr>
-            </w:pPr>
-            <w:r>
-              <w:rPr>
-                <w:rFonts w:ascii="Calibri" w:hAnsi="Calibri"/>
-                <w:sz w:val="20"/>
-              </w:rPr>
-              <w:t>Reviewed the generated code, adapted it to the existing project structure, and fixed/adjusted implementation details where necessary.</w:t>
-            </w:r>
-          </w:p>
-        </w:tc>
-      </w:tr>
-      <w:tr>
-        <w:trPr>
-          <w:jc w:val="center"/>
-        </w:trPr>
-        <w:tc>
-          <w:tcPr>
-            <w:tcW w:w="2436" w:type="dxa"/>
-          </w:tcPr>
-          <w:p>
-            <w:pPr>
-              <w:rPr>
-                <w:sz w:val="28"/>
-              </w:rPr>
-            </w:pPr>
-            <w:r>
-              <w:rPr>
-                <w:rFonts w:ascii="Calibri" w:hAnsi="Calibri"/>
-                <w:sz w:val="20"/>
-              </w:rPr>
-              <w:t>Create recipe and ingredient data models / database logic</w:t>
-            </w:r>
-          </w:p>
-        </w:tc>
-        <w:tc>
-          <w:tcPr>
-            <w:tcW w:w="1433" w:type="dxa"/>
-          </w:tcPr>
-          <w:p>
-            <w:pPr>
-              <w:rPr>
-                <w:sz w:val="28"/>
-              </w:rPr>
-            </w:pPr>
-            <w:r>
-              <w:rPr>
-                <w:rFonts w:ascii="Calibri" w:hAnsi="Calibri"/>
-                <w:sz w:val="20"/>
-              </w:rPr>
-              <w:t>Codex</w:t>
-            </w:r>
-          </w:p>
-        </w:tc>
-        <w:tc>
-          <w:tcPr>
-            <w:tcW w:w="1149" w:type="dxa"/>
-          </w:tcPr>
-          <w:p>
-            <w:pPr>
-              <w:rPr>
-                <w:sz w:val="28"/>
-              </w:rPr>
-            </w:pPr>
-            <w:r>
-              <w:rPr>
-                <w:rFonts w:ascii="Calibri" w:hAnsi="Calibri"/>
-                <w:sz w:val="20"/>
-              </w:rPr>
-              <w:t>Yes</w:t>
-            </w:r>
-          </w:p>
-        </w:tc>
-        <w:tc>
-          <w:tcPr>
-            <w:tcW w:w="5422" w:type="dxa"/>
-          </w:tcPr>
-          <w:p>
-            <w:pPr>
-              <w:rPr>
-                <w:sz w:val="28"/>
-              </w:rPr>
-            </w:pPr>
-            <w:r>
-              <w:rPr>
-                <w:rFonts w:ascii="Calibri" w:hAnsi="Calibri"/>
-                <w:sz w:val="20"/>
-              </w:rPr>
-              <w:t>Verified the Recipe–Ingredient relationship and checked that recipe data and ingredients were stored and retrieved correctly.</w:t>
-            </w:r>
-          </w:p>
-        </w:tc>
-      </w:tr>
-      <w:tr>
-        <w:trPr>
-          <w:jc w:val="center"/>
-        </w:trPr>
-        <w:tc>
-          <w:tcPr>
-            <w:tcW w:w="2436" w:type="dxa"/>
-          </w:tcPr>
-          <w:p>
-            <w:pPr>
-              <w:rPr>
-                <w:sz w:val="28"/>
-              </w:rPr>
-            </w:pPr>
-            <w:r>
-              <w:rPr>
-                <w:rFonts w:ascii="Calibri" w:hAnsi="Calibri"/>
-                <w:sz w:val="20"/>
-              </w:rPr>
-              <w:t>Implement recipe create, view, update, and delete functionality</w:t>
-            </w:r>
-          </w:p>
-        </w:tc>
-        <w:tc>
-          <w:tcPr>
-            <w:tcW w:w="1433" w:type="dxa"/>
-          </w:tcPr>
-          <w:p>
-            <w:pPr>
-              <w:rPr>
-                <w:sz w:val="28"/>
-              </w:rPr>
-            </w:pPr>
-            <w:r>
-              <w:rPr>
-                <w:rFonts w:ascii="Calibri" w:hAnsi="Calibri"/>
-                <w:sz w:val="20"/>
-              </w:rPr>
-              <w:t>Codex</w:t>
-            </w:r>
-          </w:p>
-        </w:tc>
-        <w:tc>
-          <w:tcPr>
-            <w:tcW w:w="1149" w:type="dxa"/>
-          </w:tcPr>
-          <w:p>
-            <w:pPr>
-              <w:rPr>
-                <w:sz w:val="28"/>
-              </w:rPr>
-            </w:pPr>
-            <w:r>
-              <w:rPr>
-                <w:rFonts w:ascii="Calibri" w:hAnsi="Calibri"/>
-                <w:sz w:val="20"/>
-              </w:rPr>
-              <w:t>Yes</w:t>
-            </w:r>
-          </w:p>
-        </w:tc>
-        <w:tc>
-          <w:tcPr>
-            <w:tcW w:w="5422" w:type="dxa"/>
-          </w:tcPr>
-          <w:p>
-            <w:pPr>
-              <w:rPr>
-                <w:sz w:val="28"/>
-              </w:rPr>
-            </w:pPr>
-            <w:r>
-              <w:rPr>
-                <w:rFonts w:ascii="Calibri" w:hAnsi="Calibri"/>
-                <w:sz w:val="20"/>
-              </w:rPr>
-              <w:t>Tested each CRUD operation manually and corrected issues found during testing.</w:t>
-            </w:r>
-          </w:p>
-        </w:tc>
-      </w:tr>
-      <w:tr>
-        <w:trPr>
-          <w:jc w:val="center"/>
-        </w:trPr>
-        <w:tc>
-          <w:tcPr>
-            <w:tcW w:w="2436" w:type="dxa"/>
-          </w:tcPr>
-          <w:p>
-            <w:pPr>
-              <w:rPr>
-                <w:sz w:val="28"/>
-              </w:rPr>
-            </w:pPr>
-            <w:r>
-              <w:rPr>
-                <w:rFonts w:ascii="Calibri" w:hAnsi="Calibri"/>
-                <w:sz w:val="20"/>
-              </w:rPr>
-              <w:t>Understand errors, Git/GitHub workflow, and implementation decisions</w:t>
-            </w:r>
-          </w:p>
-        </w:tc>
-        <w:tc>
-          <w:tcPr>
-            <w:tcW w:w="1433" w:type="dxa"/>
-          </w:tcPr>
-          <w:p>
-            <w:pPr>
-              <w:rPr>
-                <w:sz w:val="28"/>
-              </w:rPr>
-            </w:pPr>
-            <w:r>
-              <w:rPr>
-                <w:rFonts w:ascii="Calibri" w:hAnsi="Calibri"/>
-                <w:sz w:val="20"/>
-              </w:rPr>
-              <w:t>ChatGPT</w:t>
-            </w:r>
-          </w:p>
-        </w:tc>
-        <w:tc>
-          <w:tcPr>
-            <w:tcW w:w="1149" w:type="dxa"/>
-          </w:tcPr>
-          <w:p>
-            <w:pPr>
-              <w:rPr>
-                <w:sz w:val="28"/>
-              </w:rPr>
-            </w:pPr>
-            <w:r>
-              <w:rPr>
-                <w:rFonts w:ascii="Calibri" w:hAnsi="Calibri"/>
-                <w:sz w:val="20"/>
-              </w:rPr>
-              <w:t>Yes</w:t>
-            </w:r>
-          </w:p>
-        </w:tc>
-        <w:tc>
-          <w:tcPr>
-            <w:tcW w:w="5422" w:type="dxa"/>
-          </w:tcPr>
-          <w:p>
-            <w:pPr>
-              <w:rPr>
-                <w:sz w:val="28"/>
-              </w:rPr>
-            </w:pPr>
-            <w:r>
-              <w:rPr>
-                <w:rFonts w:ascii="Calibri" w:hAnsi="Calibri"/>
-                <w:sz w:val="20"/>
-              </w:rPr>
-              <w:t>Used the explanations to troubleshoot issues and verify the correct branch, commit, push, and pull-request workflow.</w:t>
-            </w:r>
-          </w:p>
-        </w:tc>
-      </w:tr>
-      <w:tr>
-        <w:trPr>
-          <w:jc w:val="center"/>
-        </w:trPr>
-        <w:tc>
-          <w:tcPr>
-            <w:tcW w:w="2436" w:type="dxa"/>
-          </w:tcPr>
-          <w:p>
-            <w:pPr>
-              <w:rPr>
-                <w:sz w:val="28"/>
-              </w:rPr>
-            </w:pPr>
-            <w:r>
-              <w:rPr>
-                <w:rFonts w:ascii="Calibri" w:hAnsi="Calibri"/>
-                <w:sz w:val="20"/>
-              </w:rPr>
-              <w:t>Validate Recipe CRUD against the acceptance criteria</w:t>
-            </w:r>
-          </w:p>
-        </w:tc>
-        <w:tc>
-          <w:tcPr>
-            <w:tcW w:w="1433" w:type="dxa"/>
-          </w:tcPr>
-          <w:p>
-            <w:pPr>
-              <w:rPr>
-                <w:sz w:val="28"/>
-              </w:rPr>
-            </w:pPr>
-            <w:r>
-              <w:rPr>
-                <w:rFonts w:ascii="Calibri" w:hAnsi="Calibri"/>
-                <w:sz w:val="20"/>
-              </w:rPr>
-              <w:t>ChatGPT</w:t>
-            </w:r>
-          </w:p>
-        </w:tc>
-        <w:tc>
-          <w:tcPr>
-            <w:tcW w:w="1149" w:type="dxa"/>
-          </w:tcPr>
-          <w:p>
-            <w:pPr>
-              <w:rPr>
-                <w:sz w:val="28"/>
-              </w:rPr>
-            </w:pPr>
-            <w:r>
-              <w:rPr>
-                <w:rFonts w:ascii="Calibri" w:hAnsi="Calibri"/>
-                <w:sz w:val="20"/>
-              </w:rPr>
-              <w:t>Partly</w:t>
-            </w:r>
-          </w:p>
-        </w:tc>
-        <w:tc>
-          <w:tcPr>
-            <w:tcW w:w="5422" w:type="dxa"/>
-          </w:tcPr>
-          <w:p>
-            <w:pPr>
-              <w:rPr>
-                <w:sz w:val="28"/>
-              </w:rPr>
-            </w:pPr>
-            <w:r>
-              <w:rPr>
-                <w:rFonts w:ascii="Calibri" w:hAnsi="Calibri"/>
-                <w:sz w:val="20"/>
-              </w:rPr>
-              <w:t>Used ChatGPT to review the criteria and then independently tested the application to confirm the feature worked as required.</w:t>
-            </w:r>
-          </w:p>
-        </w:tc>
-      </w:tr>
-      <w:tr>
-        <w:trPr>
-          <w:jc w:val="center"/>
-        </w:trPr>
-        <w:tc>
-          <w:tcPr>
-            <w:tcW w:w="2436" w:type="dxa"/>
-          </w:tcPr>
-          <w:p>
-            <w:pPr>
-              <w:rPr>
-                <w:sz w:val="28"/>
-              </w:rPr>
-            </w:pPr>
-            <w:r>
-              <w:rPr>
-                <w:rFonts w:ascii="Calibri" w:hAnsi="Calibri"/>
-                <w:sz w:val="20"/>
-              </w:rPr>
-              <w:t>Debug and refine generated code</w:t>
-            </w:r>
-          </w:p>
-        </w:tc>
-        <w:tc>
-          <w:tcPr>
-            <w:tcW w:w="1433" w:type="dxa"/>
-          </w:tcPr>
-          <w:p>
-            <w:pPr>
-              <w:rPr>
-                <w:sz w:val="28"/>
-              </w:rPr>
-            </w:pPr>
-            <w:r>
-              <w:rPr>
-                <w:rFonts w:ascii="Calibri" w:hAnsi="Calibri"/>
-                <w:sz w:val="20"/>
-              </w:rPr>
-              <w:t>Codex</w:t>
-            </w:r>
-          </w:p>
-        </w:tc>
-        <w:tc>
-          <w:tcPr>
-            <w:tcW w:w="1149" w:type="dxa"/>
-          </w:tcPr>
-          <w:p>
-            <w:pPr>
-              <w:rPr>
-                <w:sz w:val="28"/>
-              </w:rPr>
-            </w:pPr>
-            <w:r>
-              <w:rPr>
-                <w:rFonts w:ascii="Calibri" w:hAnsi="Calibri"/>
-                <w:sz w:val="20"/>
-              </w:rPr>
-              <w:t>Yes</w:t>
-            </w:r>
-          </w:p>
-        </w:tc>
-        <w:tc>
-          <w:tcPr>
-            <w:tcW w:w="5422" w:type="dxa"/>
-          </w:tcPr>
-          <w:p>
-            <w:pPr>
-              <w:rPr>
-                <w:sz w:val="28"/>
-              </w:rPr>
-            </w:pPr>
-            <w:r>
-              <w:rPr>
-                <w:rFonts w:ascii="Calibri" w:hAnsi="Calibri"/>
-                <w:sz w:val="20"/>
-              </w:rPr>
-              <w:t>Reviewed generated output instead of accepting it blindly; fixed errors and refined code after running the application and tests.</w:t>
-            </w:r>
-          </w:p>
-        </w:tc>
-      </w:tr>
-      <w:tr>
-        <w:trPr>
-          <w:jc w:val="center"/>
-        </w:trPr>
-        <w:tc>
-          <w:tcPr>
-            <w:tcW w:w="2436" w:type="dxa"/>
-          </w:tcPr>
-          <w:p>
-            <w:pPr>
-              <w:rPr>
-                <w:sz w:val="28"/>
-              </w:rPr>
-            </w:pPr>
-            <w:r>
-              <w:rPr>
-                <w:rFonts w:ascii="Calibri" w:hAnsi="Calibri"/>
-                <w:sz w:val="20"/>
-              </w:rPr>
-              <w:t>Prepare basic tests / test scenarios for recipes and ingredients</w:t>
-            </w:r>
-          </w:p>
-        </w:tc>
-        <w:tc>
-          <w:tcPr>
-            <w:tcW w:w="1433" w:type="dxa"/>
-          </w:tcPr>
-          <w:p>
-            <w:pPr>
-              <w:rPr>
-                <w:sz w:val="28"/>
-              </w:rPr>
-            </w:pPr>
-            <w:r>
-              <w:rPr>
-                <w:rFonts w:ascii="Calibri" w:hAnsi="Calibri"/>
-                <w:sz w:val="20"/>
-              </w:rPr>
-              <w:t>Codex</w:t>
-            </w:r>
-          </w:p>
-        </w:tc>
-        <w:tc>
-          <w:tcPr>
-            <w:tcW w:w="1149" w:type="dxa"/>
-          </w:tcPr>
-          <w:p>
-            <w:pPr>
-              <w:rPr>
-                <w:sz w:val="28"/>
-              </w:rPr>
-            </w:pPr>
-            <w:r>
-              <w:rPr>
-                <w:rFonts w:ascii="Calibri" w:hAnsi="Calibri"/>
-                <w:sz w:val="20"/>
-              </w:rPr>
-              <w:t>Yes</w:t>
-            </w:r>
-          </w:p>
-        </w:tc>
-        <w:tc>
-          <w:tcPr>
-            <w:tcW w:w="5422" w:type="dxa"/>
-          </w:tcPr>
-          <w:p>
-            <w:pPr>
-              <w:rPr>
-                <w:sz w:val="28"/>
-              </w:rPr>
-            </w:pPr>
-            <w:r>
-              <w:rPr>
-                <w:rFonts w:ascii="Calibri" w:hAnsi="Calibri"/>
-                <w:sz w:val="20"/>
-              </w:rPr>
-              <w:t>Checked important cases such as empty or invalid input and verified that recipe ingredients were displayed correctly.</w:t>
-            </w:r>
-          </w:p>
-        </w:tc>
-      </w:tr>
-      <w:tr>
-        <w:trPr>
-          <w:jc w:val="center"/>
-        </w:trPr>
-        <w:tc>
-          <w:tcPr>
-            <w:tcW w:w="2436" w:type="dxa"/>
-          </w:tcPr>
-          <w:p>
-            <w:r>
-              <w:rPr>
-                <w:rFonts w:ascii="Calibri" w:hAnsi="Calibri"/>
-                <w:sz w:val="20"/>
-              </w:rPr>
-              <w:t>Debug frontend–backend API connection and investigate 'Failed to fetch' errors</w:t>
-            </w:r>
-          </w:p>
-        </w:tc>
-        <w:tc>
-          <w:tcPr>
-            <w:tcW w:w="1433" w:type="dxa"/>
-          </w:tcPr>
-          <w:p>
-            <w:r>
-              <w:rPr>
-                <w:rFonts w:ascii="Calibri" w:hAnsi="Calibri"/>
-                <w:sz w:val="20"/>
-              </w:rPr>
-              <w:t>ChatGPT</w:t>
-            </w:r>
-          </w:p>
-        </w:tc>
-        <w:tc>
-          <w:tcPr>
-            <w:tcW w:w="1149" w:type="dxa"/>
-          </w:tcPr>
-          <w:p>
-            <w:r>
-              <w:rPr>
-                <w:rFonts w:ascii="Calibri" w:hAnsi="Calibri"/>
-                <w:sz w:val="20"/>
-              </w:rPr>
-              <w:t>Yes</w:t>
-            </w:r>
-          </w:p>
-        </w:tc>
-        <w:tc>
-          <w:tcPr>
-            <w:tcW w:w="5422" w:type="dxa"/>
-          </w:tcPr>
-          <w:p>
-            <w:r>
-              <w:rPr>
-                <w:rFonts w:ascii="Calibri" w:hAnsi="Calibri"/>
-                <w:sz w:val="20"/>
-              </w:rPr>
-              <w:t>Used the explanations to check FastAPI startup, API URL configuration, CORS settings, frontend/b</w:t>
-            </w:r>
-            <w:r>
-              <w:rPr>
-                <w:rFonts w:ascii="Calibri" w:hAnsi="Calibri"/>
-                <w:sz w:val="20"/>
-              </w:rPr>
-              <w:t>ackend ports, and the project folder structure; verified the cause against the running application.</w:t>
-            </w:r>
-          </w:p>
-        </w:tc>
-      </w:tr>
-      <w:tr>
-        <w:trPr>
-          <w:jc w:val="center"/>
-        </w:trPr>
-        <w:tc>
-          <w:tcPr>
-            <w:tcW w:w="2436" w:type="dxa"/>
-          </w:tcPr>
-          <w:p>
-            <w:r>
-              <w:rPr>
-                <w:rFonts w:ascii="Calibri" w:hAnsi="Calibri"/>
-                <w:sz w:val="20"/>
-              </w:rPr>
-              <w:t>Understand the FastAPI backend architecture and database flow</w:t>
-            </w:r>
-          </w:p>
-        </w:tc>
-        <w:tc>
-          <w:tcPr>
-            <w:tcW w:w="1433" w:type="dxa"/>
-          </w:tcPr>
-          <w:p>
-            <w:r>
-              <w:rPr>
-                <w:rFonts w:ascii="Calibri" w:hAnsi="Calibri"/>
-                <w:sz w:val="20"/>
-              </w:rPr>
-              <w:t>ChatGPT</w:t>
-            </w:r>
-          </w:p>
-        </w:tc>
-        <w:tc>
-          <w:tcPr>
-            <w:tcW w:w="1149" w:type="dxa"/>
-          </w:tcPr>
-          <w:p>
-            <w:r>
-              <w:rPr>
-                <w:rFonts w:ascii="Calibri" w:hAnsi="Calibri"/>
-                <w:sz w:val="20"/>
-              </w:rPr>
-              <w:t>Yes</w:t>
-            </w:r>
-          </w:p>
-        </w:tc>
-        <w:tc>
-          <w:tcPr>
-            <w:tcW w:w="5422" w:type="dxa"/>
-          </w:tcPr>
-          <w:p>
-            <w:r>
-              <w:rPr>
-                <w:rFonts w:ascii="Calibri" w:hAnsi="Calibri"/>
-                <w:sz w:val="20"/>
-              </w:rPr>
-              <w:t xml:space="preserve">Used ChatGPT to explain main.py, database configuration, dependency injection, </w:t>
-            </w:r>
-            <w:r>
-              <w:rPr>
-                <w:rFonts w:ascii="Calibri" w:hAnsi="Calibri"/>
-                <w:sz w:val="20"/>
-              </w:rPr>
-              <w:t>SQLAlchemy sessions, API routers, service-layer logic, and request/response flow; verified the explanation against the code.</w:t>
-            </w:r>
-          </w:p>
-        </w:tc>
-      </w:tr>
-      <w:tr>
-        <w:trPr>
-          <w:jc w:val="center"/>
-        </w:trPr>
-        <w:tc>
-          <w:tcPr>
-            <w:tcW w:w="2436" w:type="dxa"/>
-          </w:tcPr>
-          <w:p>
-            <w:r>
-              <w:rPr>
-                <w:rFonts w:ascii="Calibri" w:hAnsi="Calibri"/>
-                <w:sz w:val="20"/>
-              </w:rPr>
-              <w:t>Understand Recipe, Ingredient, and RecipeIngredient database relationships</w:t>
-            </w:r>
-          </w:p>
-        </w:tc>
-        <w:tc>
-          <w:tcPr>
-            <w:tcW w:w="1433" w:type="dxa"/>
-          </w:tcPr>
-          <w:p>
-            <w:r>
-              <w:rPr>
-                <w:rFonts w:ascii="Calibri" w:hAnsi="Calibri"/>
-                <w:sz w:val="20"/>
-              </w:rPr>
-              <w:t>ChatGPT</w:t>
-            </w:r>
-          </w:p>
-        </w:tc>
-        <w:tc>
-          <w:tcPr>
-            <w:tcW w:w="1149" w:type="dxa"/>
-          </w:tcPr>
-          <w:p>
-            <w:r>
-              <w:rPr>
-                <w:rFonts w:ascii="Calibri" w:hAnsi="Calibri"/>
-                <w:sz w:val="20"/>
-              </w:rPr>
-              <w:t>Yes</w:t>
-            </w:r>
-          </w:p>
-        </w:tc>
-        <w:tc>
-          <w:tcPr>
-            <w:tcW w:w="5422" w:type="dxa"/>
-          </w:tcPr>
-          <w:p>
-            <w:r>
-              <w:rPr>
-                <w:rFonts w:ascii="Calibri" w:hAnsi="Calibri"/>
-                <w:sz w:val="20"/>
-              </w:rPr>
-              <w:t>Used ChatGPT to understand the many-to-many</w:t>
-            </w:r>
-            <w:r>
-              <w:rPr>
-                <w:rFonts w:ascii="Calibri" w:hAnsi="Calibri"/>
-                <w:sz w:val="20"/>
-              </w:rPr>
-              <w:t xml:space="preserve"> relationship, foreign keys, unique constraints, quantity/unit fields, and cascade behavior; verified these concepts against the implemented models.</w:t>
-            </w:r>
-          </w:p>
-        </w:tc>
-      </w:tr>
-      <w:tr>
-        <w:trPr>
-          <w:jc w:val="center"/>
-        </w:trPr>
-        <w:tc>
-          <w:tcPr>
-            <w:tcW w:w="2436" w:type="dxa"/>
-          </w:tcPr>
-          <w:p>
-            <w:r>
-              <w:rPr>
-                <w:rFonts w:ascii="Calibri" w:hAnsi="Calibri"/>
-                <w:sz w:val="20"/>
-              </w:rPr>
-              <w:t>Understand and review the Next.js/React frontend implementation</w:t>
-            </w:r>
-          </w:p>
-        </w:tc>
-        <w:tc>
-          <w:tcPr>
-            <w:tcW w:w="1433" w:type="dxa"/>
-          </w:tcPr>
-          <w:p>
-            <w:r>
-              <w:rPr>
-                <w:rFonts w:ascii="Calibri" w:hAnsi="Calibri"/>
-                <w:sz w:val="20"/>
-              </w:rPr>
-              <w:t>ChatGPT</w:t>
-            </w:r>
-          </w:p>
-        </w:tc>
-        <w:tc>
-          <w:tcPr>
-            <w:tcW w:w="1149" w:type="dxa"/>
-          </w:tcPr>
-          <w:p>
-            <w:r>
-              <w:rPr>
-                <w:rFonts w:ascii="Calibri" w:hAnsi="Calibri"/>
-                <w:sz w:val="20"/>
-              </w:rPr>
-              <w:t>Yes</w:t>
-            </w:r>
-          </w:p>
-        </w:tc>
-        <w:tc>
-          <w:tcPr>
-            <w:tcW w:w="5422" w:type="dxa"/>
-          </w:tcPr>
-          <w:p>
-            <w:r>
-              <w:rPr>
-                <w:rFonts w:ascii="Calibri" w:hAnsi="Calibri"/>
-                <w:sz w:val="20"/>
-              </w:rPr>
-              <w:t>Used ChatGPT to explain client</w:t>
-            </w:r>
-            <w:r>
-              <w:rPr>
-                <w:rFonts w:ascii="Calibri" w:hAnsi="Calibri"/>
-                <w:sz w:val="20"/>
-              </w:rPr>
-              <w:t xml:space="preserve"> components, useState, useEffect, controlled forms, dynamic routes, API client functions, loading/error states, and reusable components; cross-checked the explanations with the source code.</w:t>
-            </w:r>
-          </w:p>
-        </w:tc>
-      </w:tr>
-      <w:tr>
-        <w:trPr>
-          <w:jc w:val="center"/>
-        </w:trPr>
-        <w:tc>
-          <w:tcPr>
-            <w:tcW w:w="2436" w:type="dxa"/>
-          </w:tcPr>
-          <w:p>
-            <w:r>
-              <w:rPr>
-                <w:rFonts w:ascii="Calibri" w:hAnsi="Calibri"/>
-                <w:sz w:val="20"/>
-              </w:rPr>
-              <w:t>Review weekly meal planner implementation</w:t>
-            </w:r>
-          </w:p>
-        </w:tc>
-        <w:tc>
-          <w:tcPr>
-            <w:tcW w:w="1433" w:type="dxa"/>
-          </w:tcPr>
-          <w:p>
-            <w:r>
-              <w:rPr>
-                <w:rFonts w:ascii="Calibri" w:hAnsi="Calibri"/>
-                <w:sz w:val="20"/>
-              </w:rPr>
-              <w:t>ChatGPT</w:t>
-            </w:r>
-          </w:p>
-        </w:tc>
-        <w:tc>
-          <w:tcPr>
-            <w:tcW w:w="1149" w:type="dxa"/>
-          </w:tcPr>
-          <w:p>
-            <w:r>
-              <w:rPr>
-                <w:rFonts w:ascii="Calibri" w:hAnsi="Calibri"/>
-                <w:sz w:val="20"/>
-              </w:rPr>
-              <w:t>Yes</w:t>
-            </w:r>
-          </w:p>
-        </w:tc>
-        <w:tc>
-          <w:tcPr>
-            <w:tcW w:w="5422" w:type="dxa"/>
-          </w:tcPr>
-          <w:p>
-            <w:r>
-              <w:rPr>
-                <w:rFonts w:ascii="Calibri" w:hAnsi="Calibri"/>
-                <w:sz w:val="20"/>
-              </w:rPr>
-              <w:t>Used ChatGP</w:t>
-            </w:r>
-            <w:r>
-              <w:rPr>
-                <w:rFonts w:ascii="Calibri" w:hAnsi="Calibri"/>
-                <w:sz w:val="20"/>
-              </w:rPr>
-              <w:t>T to understand the seven-day meal grid, meal-slot state management, recipe selection, and current limitation that the weekly plan is not yet persisted to the backend.</w:t>
-            </w:r>
-          </w:p>
-        </w:tc>
-      </w:tr>
-      <w:tr>
-        <w:trPr>
-          <w:jc w:val="center"/>
-        </w:trPr>
-        <w:tc>
-          <w:tcPr>
-            <w:tcW w:w="2436" w:type="dxa"/>
-          </w:tcPr>
-          <w:p>
-            <w:r>
-              <w:rPr>
-                <w:rFonts w:ascii="Calibri" w:hAnsi="Calibri"/>
-                <w:sz w:val="20"/>
-              </w:rPr>
-              <w:t>Review Sprint 1 testing strategy and existing test coverage</w:t>
-            </w:r>
-          </w:p>
-        </w:tc>
-        <w:tc>
-          <w:tcPr>
-            <w:tcW w:w="1433" w:type="dxa"/>
-          </w:tcPr>
-          <w:p>
-            <w:r>
-              <w:rPr>
-                <w:rFonts w:ascii="Calibri" w:hAnsi="Calibri"/>
-                <w:sz w:val="20"/>
-              </w:rPr>
-              <w:t>ChatGPT</w:t>
-            </w:r>
-          </w:p>
-        </w:tc>
-        <w:tc>
-          <w:tcPr>
-            <w:tcW w:w="1149" w:type="dxa"/>
-          </w:tcPr>
-          <w:p>
-            <w:r>
-              <w:rPr>
-                <w:rFonts w:ascii="Calibri" w:hAnsi="Calibri"/>
-                <w:sz w:val="20"/>
-              </w:rPr>
-              <w:t>Yes</w:t>
-            </w:r>
-          </w:p>
-        </w:tc>
-        <w:tc>
-          <w:tcPr>
-            <w:tcW w:w="5422" w:type="dxa"/>
-          </w:tcPr>
-          <w:p>
-            <w:r>
-              <w:rPr>
-                <w:rFonts w:ascii="Calibri" w:hAnsi="Calibri"/>
-                <w:sz w:val="20"/>
-              </w:rPr>
-              <w:t>Used ChatGPT to</w:t>
-            </w:r>
-            <w:r>
-              <w:rPr>
-                <w:rFonts w:ascii="Calibri" w:hAnsi="Calibri"/>
-                <w:sz w:val="20"/>
-              </w:rPr>
-              <w:t xml:space="preserve"> understand the FastAPI TestClient tests, temporary SQLite test database, CRUD lifecycle tests, validation cases, and expected HTTP status codes; verified the test structure in the repository.</w:t>
-            </w:r>
-          </w:p>
-        </w:tc>
-      </w:tr>
-    </w:tbl>
-    <w:p>
-      <w:pPr>
-        <w:rPr>
-          <w:sz w:val="28"/>
-        </w:rPr>
-      </w:pPr>
-      <w:bookmarkStart w:id="0" w:name="_GoBack"/>
-      <w:bookmarkEnd w:id="0"/>
-    </w:p>
-    <w:sectPr>
-      <w:pgSz w:w="12240" w:h="15840"/>
-      <w:pgMar w:top="1008" w:right="1008" w:bottom="1008" w:left="1008" w:header="720" w:footer="720" w:gutter="0"/>
-      <w:cols w:space="720"/>
-      <w:docGrid w:linePitch="360"/>
-    </w:sectPr>
-  </w:body>
-</w:document>
+<ns0:document xmlns:ns0="http://schemas.openxmlformats.org/wordprocessingml/2006/main" xmlns:ns1="http://schemas.openxmlformats.org/markup-compatibility/2006" ns1:Ignorable="w14 w15 w16se wp14">
+  <ns0:body>
+    <ns0:p ns0:rsidR="00660B5D" ns0:rsidRPr="00901FE4" ns0:rsidRDefault="00901FE4">
+      <ns0:pPr>
+        <ns0:jc ns0:val="center"/>
+        <ns0:rPr>
+          <ns0:sz ns0:val="28"/>
+        </ns0:rPr>
+      </ns0:pPr>
+      <ns0:r ns0:rsidRPr="00901FE4">
+        <ns0:rPr>
+          <ns0:rFonts ns0:ascii="Calibri" ns0:hAnsi="Calibri"/>
+          <ns0:b/>
+        </ns0:rPr>
+        <ns0:t>AI Usage Log</ns0:t>
+      </ns0:r>
+    </ns0:p>
+    <ns0:p ns0:rsidR="00660B5D" ns0:rsidRPr="00901FE4" ns0:rsidRDefault="00901FE4" ns0:rsidP="00901FE4">
+      <ns0:pPr>
+        <ns0:jc ns0:val="center"/>
+        <ns0:rPr>
+          <ns0:sz ns0:val="28"/>
+        </ns0:rPr>
+      </ns0:pPr>
+      <ns0:r ns0:rsidRPr="00901FE4">
+        <ns0:rPr>
+          <ns0:rFonts ns0:ascii="Calibri" ns0:hAnsi="Calibri"/>
+          <ns0:i/>
+        </ns0:rPr>
+        <ns0:t xml:space="preserve"> Sprint 1</ns0:t>
+      </ns0:r>
+    </ns0:p>
+    <ns0:tbl>
+      <ns0:tblPr>
+        <ns0:tblStyle ns0:val="TableGrid"/>
+        <ns0:tblW ns0:w="0" ns0:type="auto"/>
+        <ns0:jc ns0:val="center"/>
+        <ns0:tblLook ns0:val="04A0" ns0:firstRow="1" ns0:lastRow="0" ns0:firstColumn="1" ns0:lastColumn="0" ns0:noHBand="0" ns0:noVBand="1"/>
+      </ns0:tblPr>
+      <ns0:tblGrid>
+        <ns0:gridCol ns0:w="2436"/>
+        <ns0:gridCol ns0:w="1433"/>
+        <ns0:gridCol ns0:w="1149"/>
+        <ns0:gridCol ns0:w="5422"/>
+      </ns0:tblGrid>
+      <ns0:tr ns0:rsidR="00660B5D" ns0:rsidRPr="00901FE4" ns0:rsidTr="00A74ED7">
+        <ns0:trPr>
+          <ns0:jc ns0:val="center"/>
+        </ns0:trPr>
+        <ns0:tc>
+          <ns0:tcPr>
+            <ns0:tcW ns0:w="2436" ns0:type="dxa"/>
+            <ns0:vAlign ns0:val="center"/>
+          </ns0:tcPr>
+          <ns0:p ns0:rsidR="00660B5D" ns0:rsidRPr="00901FE4" ns0:rsidRDefault="00901FE4">
+            <ns0:pPr>
+              <ns0:rPr>
+                <ns0:sz ns0:val="28"/>
+              </ns0:rPr>
+            </ns0:pPr>
+            <ns0:r ns0:rsidRPr="00901FE4">
+              <ns0:rPr>
+                <ns0:rFonts ns0:ascii="Calibri" ns0:hAnsi="Calibri"/>
+                <ns0:b/>
+                <ns0:sz ns0:val="20"/>
+              </ns0:rPr>
+              <ns0:t>Task</ns0:t>
+            </ns0:r>
+          </ns0:p>
+        </ns0:tc>
+        <ns0:tc>
+          <ns0:tcPr>
+            <ns0:tcW ns0:w="1433" ns0:type="dxa"/>
+            <ns0:vAlign ns0:val="center"/>
+          </ns0:tcPr>
+          <ns0:p ns0:rsidR="00660B5D" ns0:rsidRPr="00901FE4" ns0:rsidRDefault="00901FE4">
+            <ns0:pPr>
+              <ns0:rPr>
+                <ns0:sz ns0:val="28"/>
+              </ns0:rPr>
+            </ns0:pPr>
+            <ns0:r ns0:rsidRPr="00901FE4">
+              <ns0:rPr>
+                <ns0:rFonts ns0:ascii="Calibri" ns0:hAnsi="Calibri"/>
+                <ns0:b/>
+                <ns0:sz ns0:val="20"/>
+              </ns0:rPr>
+              <ns0:t>Tool</ns0:t>
+            </ns0:r>
+          </ns0:p>
+        </ns0:tc>
+        <ns0:tc>
+          <ns0:tcPr>
+            <ns0:tcW ns0:w="1149" ns0:type="dxa"/>
+            <ns0:vAlign ns0:val="center"/>
+          </ns0:tcPr>
+          <ns0:p ns0:rsidR="00660B5D" ns0:rsidRPr="00901FE4" ns0:rsidRDefault="00901FE4">
+            <ns0:pPr>
+              <ns0:rPr>
+                <ns0:sz ns0:val="28"/>
+              </ns0:rPr>
+            </ns0:pPr>
+            <ns0:r ns0:rsidRPr="00901FE4">
+              <ns0:rPr>
+                <ns0:rFonts ns0:ascii="Calibri" ns0:hAnsi="Calibri"/>
+                <ns0:b/>
+                <ns0:sz ns0:val="20"/>
+              </ns0:rPr>
+              <ns0:t>Helped?</ns0:t>
+            </ns0:r>
+          </ns0:p>
+        </ns0:tc>
+        <ns0:tc>
+          <ns0:tcPr>
+            <ns0:tcW ns0:w="5422" ns0:type="dxa"/>
+            <ns0:vAlign ns0:val="center"/>
+          </ns0:tcPr>
+          <ns0:p ns0:rsidR="00660B5D" ns0:rsidRPr="00901FE4" ns0:rsidRDefault="00901FE4">
+            <ns0:pPr>
+              <ns0:rPr>
+                <ns0:sz ns0:val="28"/>
+              </ns0:rPr>
+            </ns0:pPr>
+            <ns0:r ns0:rsidRPr="00901FE4">
+              <ns0:rPr>
+                <ns0:rFonts ns0:ascii="Calibri" ns0:hAnsi="Calibri"/>
+                <ns0:b/>
+                <ns0:sz ns0:val="20"/>
+              </ns0:rPr>
+              <ns0:t>What I had to fix / verify</ns0:t>
+            </ns0:r>
+          </ns0:p>
+        </ns0:tc>
+      </ns0:tr>
+      <ns0:tr ns0:rsidR="00660B5D" ns0:rsidRPr="00901FE4" ns0:rsidTr="00A74ED7">
+        <ns0:trPr>
+          <ns0:jc ns0:val="center"/>
+        </ns0:trPr>
+        <ns0:tc>
+          <ns0:tcPr>
+            <ns0:tcW ns0:w="2436" ns0:type="dxa"/>
+          </ns0:tcPr>
+          <ns0:p ns0:rsidR="00660B5D" ns0:rsidRPr="00901FE4" ns0:rsidRDefault="00901FE4">
+            <ns0:pPr>
+              <ns0:rPr>
+                <ns0:sz ns0:val="28"/>
+              </ns0:rPr>
+            </ns0:pPr>
+            <ns0:r ns0:rsidRPr="00901FE4">
+              <ns0:rPr>
+                <ns0:rFonts ns0:ascii="Calibri" ns0:hAnsi="Calibri"/>
+                <ns0:sz ns0:val="20"/>
+              </ns0:rPr>
+              <ns0:t>Analyze the project structure and plan the Recipe CRUD implementation</ns0:t>
+            </ns0:r>
+          </ns0:p>
+        </ns0:tc>
+        <ns0:tc>
+          <ns0:tcPr>
+            <ns0:tcW ns0:w="1433" ns0:type="dxa"/>
+          </ns0:tcPr>
+          <ns0:p ns0:rsidR="00660B5D" ns0:rsidRPr="00901FE4" ns0:rsidRDefault="00901FE4">
+            <ns0:pPr>
+              <ns0:rPr>
+                <ns0:sz ns0:val="28"/>
+              </ns0:rPr>
+            </ns0:pPr>
+            <ns0:r ns0:rsidRPr="00901FE4">
+              <ns0:rPr>
+                <ns0:rFonts ns0:ascii="Calibri" ns0:hAnsi="Calibri"/>
+                <ns0:sz ns0:val="20"/>
+              </ns0:rPr>
+              <ns0:t>ChatGPT</ns0:t>
+            </ns0:r>
+          </ns0:p>
+        </ns0:tc>
+        <ns0:tc>
+          <ns0:tcPr>
+            <ns0:tcW ns0:w="1149" ns0:type="dxa"/>
+          </ns0:tcPr>
+          <ns0:p ns0:rsidR="00660B5D" ns0:rsidRPr="00901FE4" ns0:rsidRDefault="00901FE4">
+            <ns0:pPr>
+              <ns0:rPr>
+                <ns0:sz ns0:val="28"/>
+              </ns0:rPr>
+            </ns0:pPr>
+            <ns0:r ns0:rsidRPr="00901FE4">
+              <ns0:rPr>
+                <ns0:rFonts ns0:ascii="Calibri" ns0:hAnsi="Calibri"/>
+                <ns0:sz ns0:val="20"/>
+              </ns0:rPr>
+              <ns0:t>Yes</ns0:t>
+            </ns0:r>
+          </ns0:p>
+        </ns0:tc>
+        <ns0:tc>
+          <ns0:tcPr>
+            <ns0:tcW ns0:w="5422" ns0:type="dxa"/>
+          </ns0:tcPr>
+          <ns0:p ns0:rsidR="00660B5D" ns0:rsidRPr="00901FE4" ns0:rsidRDefault="00901FE4">
+            <ns0:pPr>
+              <ns0:rPr>
+                <ns0:sz ns0:val="28"/>
+              </ns0:rPr>
+            </ns0:pPr>
+            <ns0:r ns0:rsidRPr="00901FE4">
+              <ns0:rPr>
+                <ns0:rFonts ns0:ascii="Calibri" ns0:hAnsi="Calibri"/>
+                <ns0:sz ns0:val="20"/>
+              </ns0:rPr>
+              <ns0:t>Reviewed the suggested approach against the existing repository and Sprint 1 requirements before implementation.</ns0:t>
+            </ns0:r>
+          </ns0:p>
+        </ns0:tc>
+      </ns0:tr>
+      <ns0:tr ns0:rsidR="00660B5D" ns0:rsidRPr="00901FE4" ns0:rsidTr="00A74ED7">
+        <ns0:trPr>
+          <ns0:jc ns0:val="center"/>
+        </ns0:trPr>
+        <ns0:tc>
+          <ns0:tcPr>
+            <ns0:tcW ns0:w="2436" ns0:type="dxa"/>
+          </ns0:tcPr>
+          <ns0:p ns0:rsidR="00660B5D" ns0:rsidRPr="00901FE4" ns0:rsidRDefault="00901FE4">
+            <ns0:pPr>
+              <ns0:rPr>
+                <ns0:sz ns0:val="28"/>
+              </ns0:rPr>
+            </ns0:pPr>
+            <ns0:r ns0:rsidRPr="00901FE4">
+              <ns0:rPr>
+                <ns0:rFonts ns0:ascii="Calibri" ns0:hAnsi="Calibri"/>
+                <ns0:sz ns0:val="20"/>
+              </ns0:rPr>
+              <ns0:t>Implement Recipe CRUD functionality and ingredient management</ns0:t>
+            </ns0:r>
+          </ns0:p>
+        </ns0:tc>
+        <ns0:tc>
+          <ns0:tcPr>
+            <ns0:tcW ns0:w="1433" ns0:type="dxa"/>
+          </ns0:tcPr>
+          <ns0:p ns0:rsidR="00660B5D" ns0:rsidRPr="00901FE4" ns0:rsidRDefault="00901FE4">
+            <ns0:pPr>
+              <ns0:rPr>
+                <ns0:sz ns0:val="28"/>
+              </ns0:rPr>
+            </ns0:pPr>
+            <ns0:r ns0:rsidRPr="00901FE4">
+              <ns0:rPr>
+                <ns0:rFonts ns0:ascii="Calibri" ns0:hAnsi="Calibri"/>
+                <ns0:sz ns0:val="20"/>
+              </ns0:rPr>
+              <ns0:t>Codex</ns0:t>
+            </ns0:r>
+          </ns0:p>
+        </ns0:tc>
+        <ns0:tc>
+          <ns0:tcPr>
+            <ns0:tcW ns0:w="1149" ns0:type="dxa"/>
+          </ns0:tcPr>
+          <ns0:p ns0:rsidR="00660B5D" ns0:rsidRPr="00901FE4" ns0:rsidRDefault="00901FE4">
+            <ns0:pPr>
+              <ns0:rPr>
+                <ns0:sz ns0:val="28"/>
+              </ns0:rPr>
+            </ns0:pPr>
+            <ns0:r ns0:rsidRPr="00901FE4">
+              <ns0:rPr>
+                <ns0:rFonts ns0:ascii="Calibri" ns0:hAnsi="Calibri"/>
+                <ns0:sz ns0:val="20"/>
+              </ns0:rPr>
+              <ns0:t>Yes</ns0:t>
+            </ns0:r>
+          </ns0:p>
+        </ns0:tc>
+        <ns0:tc>
+          <ns0:tcPr>
+            <ns0:tcW ns0:w="5422" ns0:type="dxa"/>
+          </ns0:tcPr>
+          <ns0:p ns0:rsidR="00660B5D" ns0:rsidRPr="00901FE4" ns0:rsidRDefault="00901FE4">
+            <ns0:pPr>
+              <ns0:rPr>
+                <ns0:sz ns0:val="28"/>
+              </ns0:rPr>
+            </ns0:pPr>
+            <ns0:r ns0:rsidRPr="00901FE4">
+              <ns0:rPr>
+                <ns0:rFonts ns0:ascii="Calibri" ns0:hAnsi="Calibri"/>
+                <ns0:sz ns0:val="20"/>
+              </ns0:rPr>
+              <ns0:t>Reviewed the generated code, adapted it to the existing project structure, and fixed/adjusted implementation details where necessary.</ns0:t>
+            </ns0:r>
+          </ns0:p>
+        </ns0:tc>
+      </ns0:tr>
+      <ns0:tr ns0:rsidR="00660B5D" ns0:rsidRPr="00901FE4" ns0:rsidTr="00A74ED7">
+        <ns0:trPr>
+          <ns0:jc ns0:val="center"/>
+        </ns0:trPr>
+        <ns0:tc>
+          <ns0:tcPr>
+            <ns0:tcW ns0:w="2436" ns0:type="dxa"/>
+          </ns0:tcPr>
+          <ns0:p ns0:rsidR="00660B5D" ns0:rsidRPr="00901FE4" ns0:rsidRDefault="00901FE4">
+            <ns0:pPr>
+              <ns0:rPr>
+                <ns0:sz ns0:val="28"/>
+              </ns0:rPr>
+            </ns0:pPr>
+            <ns0:r ns0:rsidRPr="00901FE4">
+              <ns0:rPr>
+                <ns0:rFonts ns0:ascii="Calibri" ns0:hAnsi="Calibri"/>
+                <ns0:sz ns0:val="20"/>
+              </ns0:rPr>
+              <ns0:t>Create recipe and ingredient data models / database logic</ns0:t>
+            </ns0:r>
+          </ns0:p>
+        </ns0:tc>
+        <ns0:tc>
+          <ns0:tcPr>
+            <ns0:tcW ns0:w="1433" ns0:type="dxa"/>
+          </ns0:tcPr>
+          <ns0:p ns0:rsidR="00660B5D" ns0:rsidRPr="00901FE4" ns0:rsidRDefault="00901FE4">
+            <ns0:pPr>
+              <ns0:rPr>
+                <ns0:sz ns0:val="28"/>
+              </ns0:rPr>
+            </ns0:pPr>
+            <ns0:r ns0:rsidRPr="00901FE4">
+              <ns0:rPr>
+                <ns0:rFonts ns0:ascii="Calibri" ns0:hAnsi="Calibri"/>
+                <ns0:sz ns0:val="20"/>
+              </ns0:rPr>
+              <ns0:t>Codex</ns0:t>
+            </ns0:r>
+          </ns0:p>
+        </ns0:tc>
+        <ns0:tc>
+          <ns0:tcPr>
+            <ns0:tcW ns0:w="1149" ns0:type="dxa"/>
+          </ns0:tcPr>
+          <ns0:p ns0:rsidR="00660B5D" ns0:rsidRPr="00901FE4" ns0:rsidRDefault="00901FE4">
+            <ns0:pPr>
+              <ns0:rPr>
+                <ns0:sz ns0:val="28"/>
+              </ns0:rPr>
+            </ns0:pPr>
+            <ns0:r ns0:rsidRPr="00901FE4">
+              <ns0:rPr>
+                <ns0:rFonts ns0:ascii="Calibri" ns0:hAnsi="Calibri"/>
+                <ns0:sz ns0:val="20"/>
+              </ns0:rPr>
+              <ns0:t>Yes</ns0:t>
+            </ns0:r>
+          </ns0:p>
+        </ns0:tc>
+        <ns0:tc>
+          <ns0:tcPr>
+            <ns0:tcW ns0:w="5422" ns0:type="dxa"/>
+          </ns0:tcPr>
+          <ns0:p ns0:rsidR="00660B5D" ns0:rsidRPr="00901FE4" ns0:rsidRDefault="00901FE4">
+            <ns0:pPr>
+              <ns0:rPr>
+                <ns0:sz ns0:val="28"/>
+              </ns0:rPr>
+            </ns0:pPr>
+            <ns0:r ns0:rsidRPr="00901FE4">
+              <ns0:rPr>
+                <ns0:rFonts ns0:ascii="Calibri" ns0:hAnsi="Calibri"/>
+                <ns0:sz ns0:val="20"/>
+              </ns0:rPr>
+              <ns0:t>Verified the Recipe–Ingredient relationship and checked that recipe data and ingredients were stored and retrieved correctly.</ns0:t>
+            </ns0:r>
+          </ns0:p>
+        </ns0:tc>
+      </ns0:tr>
+      <ns0:tr ns0:rsidR="00660B5D" ns0:rsidRPr="00901FE4" ns0:rsidTr="00A74ED7">
+        <ns0:trPr>
+          <ns0:jc ns0:val="center"/>
+        </ns0:trPr>
+        <ns0:tc>
+          <ns0:tcPr>
+            <ns0:tcW ns0:w="2436" ns0:type="dxa"/>
+          </ns0:tcPr>
+          <ns0:p ns0:rsidR="00660B5D" ns0:rsidRPr="00901FE4" ns0:rsidRDefault="00901FE4">
+            <ns0:pPr>
+              <ns0:rPr>
+                <ns0:sz ns0:val="28"/>
+              </ns0:rPr>
+            </ns0:pPr>
+            <ns0:r ns0:rsidRPr="00901FE4">
+              <ns0:rPr>
+                <ns0:rFonts ns0:ascii="Calibri" ns0:hAnsi="Calibri"/>
+                <ns0:sz ns0:val="20"/>
+              </ns0:rPr>
+              <ns0:t>Implement recipe create, view, update, and delete functionality</ns0:t>
+            </ns0:r>
+          </ns0:p>
+        </ns0:tc>
+        <ns0:tc>
+          <ns0:tcPr>
+            <ns0:tcW ns0:w="1433" ns0:type="dxa"/>
+          </ns0:tcPr>
+          <ns0:p ns0:rsidR="00660B5D" ns0:rsidRPr="00901FE4" ns0:rsidRDefault="00901FE4">
+            <ns0:pPr>
+              <ns0:rPr>
+                <ns0:sz ns0:val="28"/>
+              </ns0:rPr>
+            </ns0:pPr>
+            <ns0:r ns0:rsidRPr="00901FE4">
+              <ns0:rPr>
+                <ns0:rFonts ns0:ascii="Calibri" ns0:hAnsi="Calibri"/>
+                <ns0:sz ns0:val="20"/>
+              </ns0:rPr>
+              <ns0:t>Codex</ns0:t>
+            </ns0:r>
+          </ns0:p>
+        </ns0:tc>
+        <ns0:tc>
+          <ns0:tcPr>
+            <ns0:tcW ns0:w="1149" ns0:type="dxa"/>
+          </ns0:tcPr>
+          <ns0:p ns0:rsidR="00660B5D" ns0:rsidRPr="00901FE4" ns0:rsidRDefault="00901FE4">
+            <ns0:pPr>
+              <ns0:rPr>
+                <ns0:sz ns0:val="28"/>
+              </ns0:rPr>
+            </ns0:pPr>
+            <ns0:r ns0:rsidRPr="00901FE4">
+              <ns0:rPr>
+                <ns0:rFonts ns0:ascii="Calibri" ns0:hAnsi="Calibri"/>
+                <ns0:sz ns0:val="20"/>
+              </ns0:rPr>
+              <ns0:t>Yes</ns0:t>
+            </ns0:r>
+          </ns0:p>
+        </ns0:tc>
+        <ns0:tc>
+          <ns0:tcPr>
+            <ns0:tcW ns0:w="5422" ns0:type="dxa"/>
+          </ns0:tcPr>
+          <ns0:p ns0:rsidR="00660B5D" ns0:rsidRPr="00901FE4" ns0:rsidRDefault="00901FE4">
+            <ns0:pPr>
+              <ns0:rPr>
+                <ns0:sz ns0:val="28"/>
+              </ns0:rPr>
+            </ns0:pPr>
+            <ns0:r ns0:rsidRPr="00901FE4">
+              <ns0:rPr>
+                <ns0:rFonts ns0:ascii="Calibri" ns0:hAnsi="Calibri"/>
+                <ns0:sz ns0:val="20"/>
+              </ns0:rPr>
+              <ns0:t>Tested each CRUD operation manually and corrected issues found during testing.</ns0:t>
+            </ns0:r>
+          </ns0:p>
+        </ns0:tc>
+      </ns0:tr>
+      <ns0:tr ns0:rsidR="00660B5D" ns0:rsidRPr="00901FE4" ns0:rsidTr="00A74ED7">
+        <ns0:trPr>
+          <ns0:jc ns0:val="center"/>
+        </ns0:trPr>
+        <ns0:tc>
+          <ns0:tcPr>
+            <ns0:tcW ns0:w="2436" ns0:type="dxa"/>
+          </ns0:tcPr>
+          <ns0:p ns0:rsidR="00660B5D" ns0:rsidRPr="00901FE4" ns0:rsidRDefault="00901FE4">
+            <ns0:pPr>
+              <ns0:rPr>
+                <ns0:sz ns0:val="28"/>
+              </ns0:rPr>
+            </ns0:pPr>
+            <ns0:r ns0:rsidRPr="00901FE4">
+              <ns0:rPr>
+                <ns0:rFonts ns0:ascii="Calibri" ns0:hAnsi="Calibri"/>
+                <ns0:sz ns0:val="20"/>
+              </ns0:rPr>
+              <ns0:t>Understand errors, Git/GitHub workflow, and implementation decisions</ns0:t>
+            </ns0:r>
+          </ns0:p>
+        </ns0:tc>
+        <ns0:tc>
+          <ns0:tcPr>
+            <ns0:tcW ns0:w="1433" ns0:type="dxa"/>
+          </ns0:tcPr>
+          <ns0:p ns0:rsidR="00660B5D" ns0:rsidRPr="00901FE4" ns0:rsidRDefault="00901FE4">
+            <ns0:pPr>
+              <ns0:rPr>
+                <ns0:sz ns0:val="28"/>
+              </ns0:rPr>
+            </ns0:pPr>
+            <ns0:r ns0:rsidRPr="00901FE4">
+              <ns0:rPr>
+                <ns0:rFonts ns0:ascii="Calibri" ns0:hAnsi="Calibri"/>
+                <ns0:sz ns0:val="20"/>
+              </ns0:rPr>
+              <ns0:t>ChatGPT</ns0:t>
+            </ns0:r>
+          </ns0:p>
+        </ns0:tc>
+        <ns0:tc>
+          <ns0:tcPr>
+            <ns0:tcW ns0:w="1149" ns0:type="dxa"/>
+          </ns0:tcPr>
+          <ns0:p ns0:rsidR="00660B5D" ns0:rsidRPr="00901FE4" ns0:rsidRDefault="00901FE4">
+            <ns0:pPr>
+              <ns0:rPr>
+                <ns0:sz ns0:val="28"/>
+              </ns0:rPr>
+            </ns0:pPr>
+            <ns0:r ns0:rsidRPr="00901FE4">
+              <ns0:rPr>
+                <ns0:rFonts ns0:ascii="Calibri" ns0:hAnsi="Calibri"/>
+                <ns0:sz ns0:val="20"/>
+              </ns0:rPr>
+              <ns0:t>Yes</ns0:t>
+            </ns0:r>
+          </ns0:p>
+        </ns0:tc>
+        <ns0:tc>
+          <ns0:tcPr>
+            <ns0:tcW ns0:w="5422" ns0:type="dxa"/>
+          </ns0:tcPr>
+          <ns0:p ns0:rsidR="00660B5D" ns0:rsidRPr="00901FE4" ns0:rsidRDefault="00901FE4">
+            <ns0:pPr>
+              <ns0:rPr>
+                <ns0:sz ns0:val="28"/>
+              </ns0:rPr>
+            </ns0:pPr>
+            <ns0:r ns0:rsidRPr="00901FE4">
+              <ns0:rPr>
+                <ns0:rFonts ns0:ascii="Calibri" ns0:hAnsi="Calibri"/>
+                <ns0:sz ns0:val="20"/>
+              </ns0:rPr>
+              <ns0:t>Used the explanations to troubleshoot issues and verify the correct branch, commit, push, and pull-request workflow.</ns0:t>
+            </ns0:r>
+          </ns0:p>
+        </ns0:tc>
+      </ns0:tr>
+      <ns0:tr ns0:rsidR="00660B5D" ns0:rsidRPr="00901FE4" ns0:rsidTr="00A74ED7">
+        <ns0:trPr>
+          <ns0:jc ns0:val="center"/>
+        </ns0:trPr>
+        <ns0:tc>
+          <ns0:tcPr>
+            <ns0:tcW ns0:w="2436" ns0:type="dxa"/>
+          </ns0:tcPr>
+          <ns0:p ns0:rsidR="00660B5D" ns0:rsidRPr="00901FE4" ns0:rsidRDefault="00901FE4">
+            <ns0:pPr>
+              <ns0:rPr>
+                <ns0:sz ns0:val="28"/>
+              </ns0:rPr>
+            </ns0:pPr>
+            <ns0:r ns0:rsidRPr="00901FE4">
+              <ns0:rPr>
+                <ns0:rFonts ns0:ascii="Calibri" ns0:hAnsi="Calibri"/>
+                <ns0:sz ns0:val="20"/>
+              </ns0:rPr>
+              <ns0:t>Validate Recipe CRUD against the acceptance criteria</ns0:t>
+            </ns0:r>
+          </ns0:p>
+        </ns0:tc>
+        <ns0:tc>
+          <ns0:tcPr>
+            <ns0:tcW ns0:w="1433" ns0:type="dxa"/>
+          </ns0:tcPr>
+          <ns0:p ns0:rsidR="00660B5D" ns0:rsidRPr="00901FE4" ns0:rsidRDefault="00901FE4">
+            <ns0:pPr>
+              <ns0:rPr>
+                <ns0:sz ns0:val="28"/>
+              </ns0:rPr>
+            </ns0:pPr>
+            <ns0:r ns0:rsidRPr="00901FE4">
+              <ns0:rPr>
+                <ns0:rFonts ns0:ascii="Calibri" ns0:hAnsi="Calibri"/>
+                <ns0:sz ns0:val="20"/>
+              </ns0:rPr>
+              <ns0:t>ChatGPT</ns0:t>
+            </ns0:r>
+          </ns0:p>
+        </ns0:tc>
+        <ns0:tc>
+          <ns0:tcPr>
+            <ns0:tcW ns0:w="1149" ns0:type="dxa"/>
+          </ns0:tcPr>
+          <ns0:p ns0:rsidR="00660B5D" ns0:rsidRPr="00901FE4" ns0:rsidRDefault="00901FE4">
+            <ns0:pPr>
+              <ns0:rPr>
+                <ns0:sz ns0:val="28"/>
+              </ns0:rPr>
+            </ns0:pPr>
+            <ns0:r ns0:rsidRPr="00901FE4">
+              <ns0:rPr>
+                <ns0:rFonts ns0:ascii="Calibri" ns0:hAnsi="Calibri"/>
+                <ns0:sz ns0:val="20"/>
+              </ns0:rPr>
+              <ns0:t>Partly</ns0:t>
+            </ns0:r>
+          </ns0:p>
+        </ns0:tc>
+        <ns0:tc>
+          <ns0:tcPr>
+            <ns0:tcW ns0:w="5422" ns0:type="dxa"/>
+          </ns0:tcPr>
+          <ns0:p ns0:rsidR="00660B5D" ns0:rsidRPr="00901FE4" ns0:rsidRDefault="00901FE4">
+            <ns0:pPr>
+              <ns0:rPr>
+                <ns0:sz ns0:val="28"/>
+              </ns0:rPr>
+            </ns0:pPr>
+            <ns0:r ns0:rsidRPr="00901FE4">
+              <ns0:rPr>
+                <ns0:rFonts ns0:ascii="Calibri" ns0:hAnsi="Calibri"/>
+                <ns0:sz ns0:val="20"/>
+              </ns0:rPr>
+              <ns0:t>Used ChatGPT to review the criteria and then independently tested the application to confirm the feature worked as required.</ns0:t>
+            </ns0:r>
+          </ns0:p>
+        </ns0:tc>
+      </ns0:tr>
+      <ns0:tr ns0:rsidR="00660B5D" ns0:rsidRPr="00901FE4" ns0:rsidTr="00A74ED7">
+        <ns0:trPr>
+          <ns0:jc ns0:val="center"/>
+        </ns0:trPr>
+        <ns0:tc>
+          <ns0:tcPr>
+            <ns0:tcW ns0:w="2436" ns0:type="dxa"/>
+          </ns0:tcPr>
+          <ns0:p ns0:rsidR="00660B5D" ns0:rsidRPr="00901FE4" ns0:rsidRDefault="00901FE4">
+            <ns0:pPr>
+              <ns0:rPr>
+                <ns0:sz ns0:val="28"/>
+              </ns0:rPr>
+            </ns0:pPr>
+            <ns0:r ns0:rsidRPr="00901FE4">
+              <ns0:rPr>
+                <ns0:rFonts ns0:ascii="Calibri" ns0:hAnsi="Calibri"/>
+                <ns0:sz ns0:val="20"/>
+              </ns0:rPr>
+              <ns0:t>Debug and refine generated code</ns0:t>
+            </ns0:r>
+          </ns0:p>
+        </ns0:tc>
+        <ns0:tc>
+          <ns0:tcPr>
+            <ns0:tcW ns0:w="1433" ns0:type="dxa"/>
+          </ns0:tcPr>
+          <ns0:p ns0:rsidR="00660B5D" ns0:rsidRPr="00901FE4" ns0:rsidRDefault="00901FE4">
+            <ns0:pPr>
+              <ns0:rPr>
+                <ns0:sz ns0:val="28"/>
+              </ns0:rPr>
+            </ns0:pPr>
+            <ns0:r ns0:rsidRPr="00901FE4">
+              <ns0:rPr>
+                <ns0:rFonts ns0:ascii="Calibri" ns0:hAnsi="Calibri"/>
+                <ns0:sz ns0:val="20"/>
+              </ns0:rPr>
+              <ns0:t>Codex</ns0:t>
+            </ns0:r>
+          </ns0:p>
+        </ns0:tc>
+        <ns0:tc>
+          <ns0:tcPr>
+            <ns0:tcW ns0:w="1149" ns0:type="dxa"/>
+          </ns0:tcPr>
+          <ns0:p ns0:rsidR="00660B5D" ns0:rsidRPr="00901FE4" ns0:rsidRDefault="00901FE4">
+            <ns0:pPr>
+              <ns0:rPr>
+                <ns0:sz ns0:val="28"/>
+              </ns0:rPr>
+            </ns0:pPr>
+            <ns0:r ns0:rsidRPr="00901FE4">
+              <ns0:rPr>
+                <ns0:rFonts ns0:ascii="Calibri" ns0:hAnsi="Calibri"/>
+                <ns0:sz ns0:val="20"/>
+              </ns0:rPr>
+              <ns0:t>Yes</ns0:t>
+            </ns0:r>
+          </ns0:p>
+        </ns0:tc>
+        <ns0:tc>
+          <ns0:tcPr>
+            <ns0:tcW ns0:w="5422" ns0:type="dxa"/>
+          </ns0:tcPr>
+          <ns0:p ns0:rsidR="00660B5D" ns0:rsidRPr="00901FE4" ns0:rsidRDefault="00901FE4">
+            <ns0:pPr>
+              <ns0:rPr>
+                <ns0:sz ns0:val="28"/>
+              </ns0:rPr>
+            </ns0:pPr>
+            <ns0:r ns0:rsidRPr="00901FE4">
+              <ns0:rPr>
+                <ns0:rFonts ns0:ascii="Calibri" ns0:hAnsi="Calibri"/>
+                <ns0:sz ns0:val="20"/>
+              </ns0:rPr>
+              <ns0:t>Reviewed generated output instead of accepting it blindly; fixed errors and refined code after running the application and tests.</ns0:t>
+            </ns0:r>
+          </ns0:p>
+        </ns0:tc>
+      </ns0:tr>
+      <ns0:tr ns0:rsidR="00660B5D" ns0:rsidRPr="00901FE4" ns0:rsidTr="00A74ED7">
+        <ns0:trPr>
+          <ns0:jc ns0:val="center"/>
+        </ns0:trPr>
+        <ns0:tc>
+          <ns0:tcPr>
+            <ns0:tcW ns0:w="2436" ns0:type="dxa"/>
+          </ns0:tcPr>
+          <ns0:p ns0:rsidR="00660B5D" ns0:rsidRPr="00901FE4" ns0:rsidRDefault="00901FE4">
+            <ns0:pPr>
+              <ns0:rPr>
+                <ns0:sz ns0:val="28"/>
+              </ns0:rPr>
+            </ns0:pPr>
+            <ns0:r ns0:rsidRPr="00901FE4">
+              <ns0:rPr>
+                <ns0:rFonts ns0:ascii="Calibri" ns0:hAnsi="Calibri"/>
+                <ns0:sz ns0:val="20"/>
+              </ns0:rPr>
+              <ns0:t>Prepare basic tests / test scenarios for recipes and ingredients</ns0:t>
+            </ns0:r>
+          </ns0:p>
+        </ns0:tc>
+        <ns0:tc>
+          <ns0:tcPr>
+            <ns0:tcW ns0:w="1433" ns0:type="dxa"/>
+          </ns0:tcPr>
+          <ns0:p ns0:rsidR="00660B5D" ns0:rsidRPr="00901FE4" ns0:rsidRDefault="00901FE4">
+            <ns0:pPr>
+              <ns0:rPr>
+                <ns0:sz ns0:val="28"/>
+              </ns0:rPr>
+            </ns0:pPr>
+            <ns0:r ns0:rsidRPr="00901FE4">
+              <ns0:rPr>
+                <ns0:rFonts ns0:ascii="Calibri" ns0:hAnsi="Calibri"/>
+                <ns0:sz ns0:val="20"/>
+              </ns0:rPr>
+              <ns0:t>Codex</ns0:t>
+            </ns0:r>
+          </ns0:p>
+        </ns0:tc>
+        <ns0:tc>
+          <ns0:tcPr>
+            <ns0:tcW ns0:w="1149" ns0:type="dxa"/>
+          </ns0:tcPr>
+          <ns0:p ns0:rsidR="00660B5D" ns0:rsidRPr="00901FE4" ns0:rsidRDefault="00901FE4">
+            <ns0:pPr>
+              <ns0:rPr>
+                <ns0:sz ns0:val="28"/>
+              </ns0:rPr>
+            </ns0:pPr>
+            <ns0:r ns0:rsidRPr="00901FE4">
+              <ns0:rPr>
+                <ns0:rFonts ns0:ascii="Calibri" ns0:hAnsi="Calibri"/>
+                <ns0:sz ns0:val="20"/>
+              </ns0:rPr>
+              <ns0:t>Yes</ns0:t>
+            </ns0:r>
+          </ns0:p>
+        </ns0:tc>
+        <ns0:tc>
+          <ns0:tcPr>
+            <ns0:tcW ns0:w="5422" ns0:type="dxa"/>
+          </ns0:tcPr>
+          <ns0:p ns0:rsidR="00660B5D" ns0:rsidRPr="00901FE4" ns0:rsidRDefault="00901FE4">
+            <ns0:pPr>
+              <ns0:rPr>
+                <ns0:sz ns0:val="28"/>
+              </ns0:rPr>
+            </ns0:pPr>
+            <ns0:r ns0:rsidRPr="00901FE4">
+              <ns0:rPr>
+                <ns0:rFonts ns0:ascii="Calibri" ns0:hAnsi="Calibri"/>
+                <ns0:sz ns0:val="20"/>
+              </ns0:rPr>
+              <ns0:t>Checked important cases such as empty or invalid input and verified that recipe ingredients were displayed correctly.</ns0:t>
+            </ns0:r>
+          </ns0:p>
+        </ns0:tc>
+      </ns0:tr>
+      <ns0:tr ns0:rsidR="00B1302E" ns0:rsidTr="00A74ED7">
+        <ns0:trPr>
+          <ns0:jc ns0:val="center"/>
+        </ns0:trPr>
+        <ns0:tc>
+          <ns0:tcPr>
+            <ns0:tcW ns0:w="2436" ns0:type="dxa"/>
+          </ns0:tcPr>
+          <ns0:p ns0:rsidR="00B1302E" ns0:rsidRDefault="00A74ED7">
+            <ns0:r>
+              <ns0:rPr>
+                <ns0:rFonts ns0:ascii="Calibri" ns0:hAnsi="Calibri"/>
+                <ns0:sz ns0:val="20"/>
+              </ns0:rPr>
+              <ns0:t>Debug frontend–backend API connection and investigate 'Failed to fetch' errors</ns0:t>
+            </ns0:r>
+          </ns0:p>
+        </ns0:tc>
+        <ns0:tc>
+          <ns0:tcPr>
+            <ns0:tcW ns0:w="1433" ns0:type="dxa"/>
+          </ns0:tcPr>
+          <ns0:p ns0:rsidR="00B1302E" ns0:rsidRDefault="00A74ED7">
+            <ns0:r>
+              <ns0:rPr>
+                <ns0:rFonts ns0:ascii="Calibri" ns0:hAnsi="Calibri"/>
+                <ns0:sz ns0:val="20"/>
+              </ns0:rPr>
+              <ns0:t>ChatGPT</ns0:t>
+            </ns0:r>
+          </ns0:p>
+        </ns0:tc>
+        <ns0:tc>
+          <ns0:tcPr>
+            <ns0:tcW ns0:w="1149" ns0:type="dxa"/>
+          </ns0:tcPr>
+          <ns0:p ns0:rsidR="00B1302E" ns0:rsidRDefault="00A74ED7">
+            <ns0:r>
+              <ns0:rPr>
+                <ns0:rFonts ns0:ascii="Calibri" ns0:hAnsi="Calibri"/>
+                <ns0:sz ns0:val="20"/>
+              </ns0:rPr>
+              <ns0:t>Yes</ns0:t>
+            </ns0:r>
+          </ns0:p>
+        </ns0:tc>
+        <ns0:tc>
+          <ns0:tcPr>
+            <ns0:tcW ns0:w="5422" ns0:type="dxa"/>
+          </ns0:tcPr>
+          <ns0:p ns0:rsidR="00B1302E" ns0:rsidRDefault="00A74ED7">
+            <ns0:r>
+              <ns0:rPr>
+                <ns0:rFonts ns0:ascii="Calibri" ns0:hAnsi="Calibri"/>
+                <ns0:sz ns0:val="20"/>
+              </ns0:rPr>
+              <ns0:t>Used the explanations to check FastAPI startup, API URL configuration, CORS settings, frontend/b</ns0:t>
+            </ns0:r>
+            <ns0:r>
+              <ns0:rPr>
+                <ns0:rFonts ns0:ascii="Calibri" ns0:hAnsi="Calibri"/>
+                <ns0:sz ns0:val="20"/>
+              </ns0:rPr>
+              <ns0:t>ackend ports, and the project folder structure; verified the cause against the running application.</ns0:t>
+            </ns0:r>
+          </ns0:p>
+        </ns0:tc>
+      </ns0:tr>
+      <ns0:tr ns0:rsidR="00B1302E" ns0:rsidTr="00A74ED7">
+        <ns0:trPr>
+          <ns0:jc ns0:val="center"/>
+        </ns0:trPr>
+        <ns0:tc>
+          <ns0:tcPr>
+            <ns0:tcW ns0:w="2436" ns0:type="dxa"/>
+          </ns0:tcPr>
+          <ns0:p ns0:rsidR="00B1302E" ns0:rsidRDefault="00A74ED7">
+            <ns0:r>
+              <ns0:rPr>
+                <ns0:rFonts ns0:ascii="Calibri" ns0:hAnsi="Calibri"/>
+                <ns0:sz ns0:val="20"/>
+              </ns0:rPr>
+              <ns0:t>Understand the FastAPI backend architecture and database flow</ns0:t>
+            </ns0:r>
+          </ns0:p>
+        </ns0:tc>
+        <ns0:tc>
+          <ns0:tcPr>
+            <ns0:tcW ns0:w="1433" ns0:type="dxa"/>
+          </ns0:tcPr>
+          <ns0:p ns0:rsidR="00B1302E" ns0:rsidRDefault="00A74ED7">
+            <ns0:r>
+              <ns0:rPr>
+                <ns0:rFonts ns0:ascii="Calibri" ns0:hAnsi="Calibri"/>
+                <ns0:sz ns0:val="20"/>
+              </ns0:rPr>
+              <ns0:t>ChatGPT</ns0:t>
+            </ns0:r>
+          </ns0:p>
+        </ns0:tc>
+        <ns0:tc>
+          <ns0:tcPr>
+            <ns0:tcW ns0:w="1149" ns0:type="dxa"/>
+          </ns0:tcPr>
+          <ns0:p ns0:rsidR="00B1302E" ns0:rsidRDefault="00A74ED7">
+            <ns0:r>
+              <ns0:rPr>
+                <ns0:rFonts ns0:ascii="Calibri" ns0:hAnsi="Calibri"/>
+                <ns0:sz ns0:val="20"/>
+              </ns0:rPr>
+              <ns0:t>Yes</ns0:t>
+            </ns0:r>
+          </ns0:p>
+        </ns0:tc>
+        <ns0:tc>
+          <ns0:tcPr>
+            <ns0:tcW ns0:w="5422" ns0:type="dxa"/>
+          </ns0:tcPr>
+          <ns0:p ns0:rsidR="00B1302E" ns0:rsidRDefault="00A74ED7">
+            <ns0:r>
+              <ns0:rPr>
+                <ns0:rFonts ns0:ascii="Calibri" ns0:hAnsi="Calibri"/>
+                <ns0:sz ns0:val="20"/>
+              </ns0:rPr>
+              <ns0:t xml:space="preserve">Used ChatGPT to explain main.py, database configuration, dependency injection, </ns0:t>
+            </ns0:r>
+            <ns0:r>
+              <ns0:rPr>
+                <ns0:rFonts ns0:ascii="Calibri" ns0:hAnsi="Calibri"/>
+                <ns0:sz ns0:val="20"/>
+              </ns0:rPr>
+              <ns0:t>SQLAlchemy sessions, API routers, service-layer logic, and request/response flow; verified the explanation against the code.</ns0:t>
+            </ns0:r>
+          </ns0:p>
+        </ns0:tc>
+      </ns0:tr>
+      <ns0:tr ns0:rsidR="00B1302E" ns0:rsidTr="00A74ED7">
+        <ns0:trPr>
+          <ns0:jc ns0:val="center"/>
+        </ns0:trPr>
+        <ns0:tc>
+          <ns0:tcPr>
+            <ns0:tcW ns0:w="2436" ns0:type="dxa"/>
+          </ns0:tcPr>
+          <ns0:p ns0:rsidR="00B1302E" ns0:rsidRDefault="00A74ED7">
+            <ns0:r>
+              <ns0:rPr>
+                <ns0:rFonts ns0:ascii="Calibri" ns0:hAnsi="Calibri"/>
+                <ns0:sz ns0:val="20"/>
+              </ns0:rPr>
+              <ns0:t>Understand Recipe, Ingredient, and RecipeIngredient database relationships</ns0:t>
+            </ns0:r>
+          </ns0:p>
+        </ns0:tc>
+        <ns0:tc>
+          <ns0:tcPr>
+            <ns0:tcW ns0:w="1433" ns0:type="dxa"/>
+          </ns0:tcPr>
+          <ns0:p ns0:rsidR="00B1302E" ns0:rsidRDefault="00A74ED7">
+            <ns0:r>
+              <ns0:rPr>
+                <ns0:rFonts ns0:ascii="Calibri" ns0:hAnsi="Calibri"/>
+                <ns0:sz ns0:val="20"/>
+              </ns0:rPr>
+              <ns0:t>ChatGPT</ns0:t>
+            </ns0:r>
+          </ns0:p>
+        </ns0:tc>
+        <ns0:tc>
+          <ns0:tcPr>
+            <ns0:tcW ns0:w="1149" ns0:type="dxa"/>
+          </ns0:tcPr>
+          <ns0:p ns0:rsidR="00B1302E" ns0:rsidRDefault="00A74ED7">
+            <ns0:r>
+              <ns0:rPr>
+                <ns0:rFonts ns0:ascii="Calibri" ns0:hAnsi="Calibri"/>
+                <ns0:sz ns0:val="20"/>
+              </ns0:rPr>
+              <ns0:t>Yes</ns0:t>
+            </ns0:r>
+          </ns0:p>
+        </ns0:tc>
+        <ns0:tc>
+          <ns0:tcPr>
+            <ns0:tcW ns0:w="5422" ns0:type="dxa"/>
+          </ns0:tcPr>
+          <ns0:p ns0:rsidR="00B1302E" ns0:rsidRDefault="00A74ED7">
+            <ns0:r>
+              <ns0:rPr>
+                <ns0:rFonts ns0:ascii="Calibri" ns0:hAnsi="Calibri"/>
+                <ns0:sz ns0:val="20"/>
+              </ns0:rPr>
+              <ns0:t>Used ChatGPT to understand the many-to-many</ns0:t>
+            </ns0:r>
+            <ns0:r>
+              <ns0:rPr>
+                <ns0:rFonts ns0:ascii="Calibri" ns0:hAnsi="Calibri"/>
+                <ns0:sz ns0:val="20"/>
+              </ns0:rPr>
+              <ns0:t xml:space="preserve"> relationship, foreign keys, unique constraints, quantity/unit fields, and cascade behavior; verified these concepts against the implemented models.</ns0:t>
+            </ns0:r>
+          </ns0:p>
+        </ns0:tc>
+      </ns0:tr>
+      <ns0:tr ns0:rsidR="00B1302E" ns0:rsidTr="00A74ED7">
+        <ns0:trPr>
+          <ns0:jc ns0:val="center"/>
+        </ns0:trPr>
+        <ns0:tc>
+          <ns0:tcPr>
+            <ns0:tcW ns0:w="2436" ns0:type="dxa"/>
+          </ns0:tcPr>
+          <ns0:p ns0:rsidR="00B1302E" ns0:rsidRDefault="00A74ED7">
+            <ns0:r>
+              <ns0:rPr>
+                <ns0:rFonts ns0:ascii="Calibri" ns0:hAnsi="Calibri"/>
+                <ns0:sz ns0:val="20"/>
+              </ns0:rPr>
+              <ns0:t>Understand and review the Next.js/React frontend implementation</ns0:t>
+            </ns0:r>
+          </ns0:p>
+        </ns0:tc>
+        <ns0:tc>
+          <ns0:tcPr>
+            <ns0:tcW ns0:w="1433" ns0:type="dxa"/>
+          </ns0:tcPr>
+          <ns0:p ns0:rsidR="00B1302E" ns0:rsidRDefault="00A74ED7">
+            <ns0:r>
+              <ns0:rPr>
+                <ns0:rFonts ns0:ascii="Calibri" ns0:hAnsi="Calibri"/>
+                <ns0:sz ns0:val="20"/>
+              </ns0:rPr>
+              <ns0:t>ChatGPT</ns0:t>
+            </ns0:r>
+          </ns0:p>
+        </ns0:tc>
+        <ns0:tc>
+          <ns0:tcPr>
+            <ns0:tcW ns0:w="1149" ns0:type="dxa"/>
+          </ns0:tcPr>
+          <ns0:p ns0:rsidR="00B1302E" ns0:rsidRDefault="00A74ED7">
+            <ns0:r>
+              <ns0:rPr>
+                <ns0:rFonts ns0:ascii="Calibri" ns0:hAnsi="Calibri"/>
+                <ns0:sz ns0:val="20"/>
+              </ns0:rPr>
+              <ns0:t>Yes</ns0:t>
+            </ns0:r>
+          </ns0:p>
+        </ns0:tc>
+        <ns0:tc>
+          <ns0:tcPr>
+            <ns0:tcW ns0:w="5422" ns0:type="dxa"/>
+          </ns0:tcPr>
+          <ns0:p ns0:rsidR="00B1302E" ns0:rsidRDefault="00A74ED7">
+            <ns0:r>
+              <ns0:rPr>
+                <ns0:rFonts ns0:ascii="Calibri" ns0:hAnsi="Calibri"/>
+                <ns0:sz ns0:val="20"/>
+              </ns0:rPr>
+              <ns0:t>Used ChatGPT to explain client</ns0:t>
+            </ns0:r>
+            <ns0:r>
+              <ns0:rPr>
+                <ns0:rFonts ns0:ascii="Calibri" ns0:hAnsi="Calibri"/>
+                <ns0:sz ns0:val="20"/>
+              </ns0:rPr>
+              <ns0:t xml:space="preserve"> components, useState, useEffect, controlled forms, dynamic routes, API client functions, loading/error states, and reusable components; cross-checked the explanations with the source code.</ns0:t>
+            </ns0:r>
+          </ns0:p>
+        </ns0:tc>
+      </ns0:tr>
+      <ns0:tr ns0:rsidR="00B1302E" ns0:rsidTr="00A74ED7">
+        <ns0:trPr>
+          <ns0:jc ns0:val="center"/>
+        </ns0:trPr>
+        <ns0:tc>
+          <ns0:tcPr>
+            <ns0:tcW ns0:w="2436" ns0:type="dxa"/>
+          </ns0:tcPr>
+          <ns0:p ns0:rsidR="00B1302E" ns0:rsidRDefault="00A74ED7">
+            <ns0:r>
+              <ns0:rPr>
+                <ns0:rFonts ns0:ascii="Calibri" ns0:hAnsi="Calibri"/>
+                <ns0:sz ns0:val="20"/>
+              </ns0:rPr>
+              <ns0:t>Review weekly meal planner implementation</ns0:t>
+            </ns0:r>
+          </ns0:p>
+        </ns0:tc>
+        <ns0:tc>
+          <ns0:tcPr>
+            <ns0:tcW ns0:w="1433" ns0:type="dxa"/>
+          </ns0:tcPr>
+          <ns0:p ns0:rsidR="00B1302E" ns0:rsidRDefault="00A74ED7">
+            <ns0:r>
+              <ns0:rPr>
+                <ns0:rFonts ns0:ascii="Calibri" ns0:hAnsi="Calibri"/>
+                <ns0:sz ns0:val="20"/>
+              </ns0:rPr>
+              <ns0:t>ChatGPT</ns0:t>
+            </ns0:r>
+          </ns0:p>
+        </ns0:tc>
+        <ns0:tc>
+          <ns0:tcPr>
+            <ns0:tcW ns0:w="1149" ns0:type="dxa"/>
+          </ns0:tcPr>
+          <ns0:p ns0:rsidR="00B1302E" ns0:rsidRDefault="00A74ED7">
+            <ns0:r>
+              <ns0:rPr>
+                <ns0:rFonts ns0:ascii="Calibri" ns0:hAnsi="Calibri"/>
+                <ns0:sz ns0:val="20"/>
+              </ns0:rPr>
+              <ns0:t>Yes</ns0:t>
+            </ns0:r>
+          </ns0:p>
+        </ns0:tc>
+        <ns0:tc>
+          <ns0:tcPr>
+            <ns0:tcW ns0:w="5422" ns0:type="dxa"/>
+          </ns0:tcPr>
+          <ns0:p ns0:rsidR="00B1302E" ns0:rsidRDefault="00A74ED7">
+            <ns0:r>
+              <ns0:rPr>
+                <ns0:rFonts ns0:ascii="Calibri" ns0:hAnsi="Calibri"/>
+                <ns0:sz ns0:val="20"/>
+              </ns0:rPr>
+              <ns0:t>Used ChatGP</ns0:t>
+            </ns0:r>
+            <ns0:r>
+              <ns0:rPr>
+                <ns0:rFonts ns0:ascii="Calibri" ns0:hAnsi="Calibri"/>
+                <ns0:sz ns0:val="20"/>
+              </ns0:rPr>
+              <ns0:t>T to understand the seven-day meal grid, meal-slot state management, recipe selection, and current limitation that the weekly plan is not yet persisted to the backend.</ns0:t>
+            </ns0:r>
+          </ns0:p>
+        </ns0:tc>
+      </ns0:tr>
+      <ns0:tr ns0:rsidR="00B1302E" ns0:rsidTr="00A74ED7">
+        <ns0:trPr>
+          <ns0:jc ns0:val="center"/>
+        </ns0:trPr>
+        <ns0:tc>
+          <ns0:tcPr>
+            <ns0:tcW ns0:w="2436" ns0:type="dxa"/>
+          </ns0:tcPr>
+          <ns0:p ns0:rsidR="00B1302E" ns0:rsidRDefault="00A74ED7">
+            <ns0:r>
+              <ns0:rPr>
+                <ns0:rFonts ns0:ascii="Calibri" ns0:hAnsi="Calibri"/>
+                <ns0:sz ns0:val="20"/>
+              </ns0:rPr>
+              <ns0:t>Review Sprint 1 testing strategy and existing test coverage</ns0:t>
+            </ns0:r>
+          </ns0:p>
+        </ns0:tc>
+        <ns0:tc>
+          <ns0:tcPr>
+            <ns0:tcW ns0:w="1433" ns0:type="dxa"/>
+          </ns0:tcPr>
+          <ns0:p ns0:rsidR="00B1302E" ns0:rsidRDefault="00A74ED7">
+            <ns0:r>
+              <ns0:rPr>
+                <ns0:rFonts ns0:ascii="Calibri" ns0:hAnsi="Calibri"/>
+                <ns0:sz ns0:val="20"/>
+              </ns0:rPr>
+              <ns0:t>ChatGPT</ns0:t>
+            </ns0:r>
+          </ns0:p>
+        </ns0:tc>
+        <ns0:tc>
+          <ns0:tcPr>
+            <ns0:tcW ns0:w="1149" ns0:type="dxa"/>
+          </ns0:tcPr>
+          <ns0:p ns0:rsidR="00B1302E" ns0:rsidRDefault="00A74ED7">
+            <ns0:r>
+              <ns0:rPr>
+                <ns0:rFonts ns0:ascii="Calibri" ns0:hAnsi="Calibri"/>
+                <ns0:sz ns0:val="20"/>
+              </ns0:rPr>
+              <ns0:t>Yes</ns0:t>
+            </ns0:r>
+          </ns0:p>
+        </ns0:tc>
+        <ns0:tc>
+          <ns0:tcPr>
+            <ns0:tcW ns0:w="5422" ns0:type="dxa"/>
+          </ns0:tcPr>
+          <ns0:p ns0:rsidR="00B1302E" ns0:rsidRDefault="00A74ED7">
+            <ns0:r>
+              <ns0:rPr>
+                <ns0:rFonts ns0:ascii="Calibri" ns0:hAnsi="Calibri"/>
+                <ns0:sz ns0:val="20"/>
+              </ns0:rPr>
+              <ns0:t>Used ChatGPT to</ns0:t>
+            </ns0:r>
+            <ns0:r>
+              <ns0:rPr>
+                <ns0:rFonts ns0:ascii="Calibri" ns0:hAnsi="Calibri"/>
+                <ns0:sz ns0:val="20"/>
+              </ns0:rPr>
+              <ns0:t xml:space="preserve"> understand the FastAPI TestClient tests, temporary SQLite test database, CRUD lifecycle tests, validation cases, and expected HTTP status codes; verified the test structure in the repository.</ns0:t>
+            </ns0:r>
+          </ns0:p>
+        </ns0:tc>
+      </ns0:tr>
+      <ns0:tr>
+        <ns0:tc>
+          <ns0:p>
+            <ns0:r>
+              <ns0:t>Build the weekly planner interface for meal selection</ns0:t>
+            </ns0:r>
+          </ns0:p>
+        </ns0:tc>
+        <ns0:tc>
+          <ns0:p>
+            <ns0:r>
+              <ns0:t>Copilot</ns0:t>
+            </ns0:r>
+          </ns0:p>
+        </ns0:tc>
+        <ns0:tc>
+          <ns0:p>
+            <ns0:r>
+              <ns0:t>Yes</ns0:t>
+            </ns0:r>
+          </ns0:p>
+        </ns0:tc>
+        <ns0:tc>
+          <ns0:p>
+            <ns0:r>
+              <ns0:t>Used Copilot to structure the planner layout, meal-slot selection flow, and search/filter behavior; verified the UI in the browser and adjusted the interaction states.</ns0:t>
+            </ns0:r>
+          </ns0:p>
+        </ns0:tc>
+      </ns0:tr>
+      <ns0:tr>
+        <ns0:tc>
+          <ns0:p>
+            <ns0:r>
+              <ns0:t>Create the grocery list page and align it with the planner flow</ns0:t>
+            </ns0:r>
+          </ns0:p>
+        </ns0:tc>
+        <ns0:tc>
+          <ns0:p>
+            <ns0:r>
+              <ns0:t>Copilot</ns0:t>
+            </ns0:r>
+          </ns0:p>
+        </ns0:tc>
+        <ns0:tc>
+          <ns0:p>
+            <ns0:r>
+              <ns0:t>Yes</ns0:t>
+            </ns0:r>
+          </ns0:p>
+        </ns0:tc>
+        <ns0:tc>
+          <ns0:p>
+            <ns0:r>
+              <ns0:t>Used Copilot to plan the grocery list page and connect it to the weekly planner flow; refined the empty-state and navigation to match the app design.</ns0:t>
+            </ns0:r>
+          </ns0:p>
+        </ns0:tc>
+      </ns0:tr>
+      <ns0:tr>
+        <ns0:tc>
+          <ns0:p>
+            <ns0:r>
+              <ns0:t>Review and fix frontend/API integration and loading states</ns0:t>
+            </ns0:r>
+          </ns0:p>
+        </ns0:tc>
+        <ns0:tc>
+          <ns0:p>
+            <ns0:r>
+              <ns0:t>Copilot</ns0:t>
+            </ns0:r>
+          </ns0:p>
+        </ns0:tc>
+        <ns0:tc>
+          <ns0:p>
+            <ns0:r>
+              <ns0:t>Yes</ns0:t>
+            </ns0:r>
+          </ns0:p>
+        </ns0:tc>
+        <ns0:tc>
+          <ns0:p>
+            <ns0:r>
+              <ns0:t>Used Copilot to check the data-fetch logic, loading states, and error handling; verified the fixes in the app and corrected the issues found.</ns0:t>
+            </ns0:r>
+          </ns0:p>
+        </ns0:tc>
+      </ns0:tr>
+      <ns0:tr>
+        <ns0:tc>
+          <ns0:p>
+            <ns0:r>
+              <ns0:t>Refine the recipe pages and app navigation flow</ns0:t>
+            </ns0:r>
+          </ns0:p>
+        </ns0:tc>
+        <ns0:tc>
+          <ns0:p>
+            <ns0:r>
+              <ns0:t>Copilot</ns0:t>
+            </ns0:r>
+          </ns0:p>
+        </ns0:tc>
+        <ns0:tc>
+          <ns0:p>
+            <ns0:r>
+              <ns0:t>Yes</ns0:t>
+            </ns0:r>
+          </ns0:p>
+        </ns0:tc>
+        <ns0:tc>
+          <ns0:p>
+            <ns0:r>
+              <ns0:t>Used Copilot to improve the recipe page structure, form flow, and navigation; then checked the behavior in the running app.</ns0:t>
+            </ns0:r>
+          </ns0:p>
+        </ns0:tc>
+      </ns0:tr>
+      <ns0:tr>
+        <ns0:tc>
+          <ns0:p>
+            <ns0:r>
+              <ns0:t>Validate the planner and grocery features against the app flow</ns0:t>
+            </ns0:r>
+          </ns0:p>
+        </ns0:tc>
+        <ns0:tc>
+          <ns0:p>
+            <ns0:r>
+              <ns0:t>Copilot</ns0:t>
+            </ns0:r>
+          </ns0:p>
+        </ns0:tc>
+        <ns0:tc>
+          <ns0:p>
+            <ns0:r>
+              <ns0:t>Yes</ns0:t>
+            </ns0:r>
+          </ns0:p>
+        </ns0:tc>
+        <ns0:tc>
+          <ns0:p>
+            <ns0:r>
+              <ns0:t>Used Copilot to review the final feature flow and then manually checked that the interaction and page behavior matched the expected use case.</ns0:t>
+            </ns0:r>
+          </ns0:p>
+        </ns0:tc>
+      </ns0:tr>
+    </ns0:tbl>
+  </ns0:body>
+</ns0:document>
 </file>
 
 <file path=word/numbering.xml><?xml version="1.0" encoding="utf-8"?>
